--- a/data/concession-rostov/П11_Лицензионное_соглашение_КС_РО1000+264_v8.docx
+++ b/data/concession-rostov/П11_Лицензионное_соглашение_КС_РО1000+264_v8.docx
@@ -1,6 +1,6 @@
 
 <file path=word/document.xml><?xml version="1.0" encoding="utf-8"?>
-<w:document xmlns:wpc="http://schemas.microsoft.com/office/word/2010/wordprocessingCanvas" xmlns:mc="http://schemas.openxmlformats.org/markup-compatibility/2006" xmlns:o="urn:schemas-microsoft-com:office:office" xmlns:r="http://schemas.openxmlformats.org/officeDocument/2006/relationships" xmlns:m="http://schemas.openxmlformats.org/officeDocument/2006/math" xmlns:v="urn:schemas-microsoft-com:vml" xmlns:wp14="http://schemas.microsoft.com/office/word/2010/wordprocessingDrawing" xmlns:wp="http://schemas.openxmlformats.org/drawingml/2006/wordprocessingDrawing" xmlns:w10="urn:schemas-microsoft-com:office:word" xmlns:w="http://schemas.openxmlformats.org/wordprocessingml/2006/main" xmlns:w14="http://schemas.microsoft.com/office/word/2010/wordml" xmlns:w15="http://schemas.microsoft.com/office/word/2012/wordml" xmlns:wpg="http://schemas.microsoft.com/office/word/2010/wordprocessingGroup" xmlns:wpi="http://schemas.microsoft.com/office/word/2010/wordprocessingInk" xmlns:wne="http://schemas.microsoft.com/office/word/2006/wordml" xmlns:wps="http://schemas.microsoft.com/office/word/2010/wordprocessingShape" mc:Ignorable="w14 w15 wp14">
+<w:document xmlns:wpc="http://schemas.microsoft.com/office/word/2010/wordprocessingCanvas" xmlns:cx="http://schemas.microsoft.com/office/drawing/2014/chartex" xmlns:cx1="http://schemas.microsoft.com/office/drawing/2015/9/8/chartex" xmlns:cx2="http://schemas.microsoft.com/office/drawing/2015/10/21/chartex" xmlns:cx3="http://schemas.microsoft.com/office/drawing/2016/5/9/chartex" xmlns:cx4="http://schemas.microsoft.com/office/drawing/2016/5/10/chartex" xmlns:cx5="http://schemas.microsoft.com/office/drawing/2016/5/11/chartex" xmlns:cx6="http://schemas.microsoft.com/office/drawing/2016/5/12/chartex" xmlns:cx7="http://schemas.microsoft.com/office/drawing/2016/5/13/chartex" xmlns:cx8="http://schemas.microsoft.com/office/drawing/2016/5/14/chartex" xmlns:mc="http://schemas.openxmlformats.org/markup-compatibility/2006" xmlns:aink="http://schemas.microsoft.com/office/drawing/2016/ink" xmlns:am3d="http://schemas.microsoft.com/office/drawing/2017/model3d" xmlns:o="urn:schemas-microsoft-com:office:office" xmlns:oel="http://schemas.microsoft.com/office/2019/extlst" xmlns:r="http://schemas.openxmlformats.org/officeDocument/2006/relationships" xmlns:m="http://schemas.openxmlformats.org/officeDocument/2006/math" xmlns:v="urn:schemas-microsoft-com:vml" xmlns:wp14="http://schemas.microsoft.com/office/word/2010/wordprocessingDrawing" xmlns:wp="http://schemas.openxmlformats.org/drawingml/2006/wordprocessingDrawing" xmlns:w10="urn:schemas-microsoft-com:office:word" xmlns:w="http://schemas.openxmlformats.org/wordprocessingml/2006/main" xmlns:w14="http://schemas.microsoft.com/office/word/2010/wordml" xmlns:w15="http://schemas.microsoft.com/office/word/2012/wordml" xmlns:w16cex="http://schemas.microsoft.com/office/word/2018/wordml/cex" xmlns:w16cid="http://schemas.microsoft.com/office/word/2016/wordml/cid" xmlns:w16="http://schemas.microsoft.com/office/word/2018/wordml" xmlns:w16du="http://schemas.microsoft.com/office/word/2023/wordml/word16du" xmlns:w16sdtdh="http://schemas.microsoft.com/office/word/2020/wordml/sdtdatahash" xmlns:w16sdtfl="http://schemas.microsoft.com/office/word/2024/wordml/sdtformatlock" xmlns:w16se="http://schemas.microsoft.com/office/word/2015/wordml/symex" xmlns:wpg="http://schemas.microsoft.com/office/word/2010/wordprocessingGroup" xmlns:wpi="http://schemas.microsoft.com/office/word/2010/wordprocessingInk" xmlns:wne="http://schemas.microsoft.com/office/word/2006/wordml" xmlns:wps="http://schemas.microsoft.com/office/word/2010/wordprocessingShape" mc:Ignorable="w14 w15 w16se w16cid w16 w16cex w16sdtdh w16sdtfl w16du wp14">
   <w:body>
     <w:p>
       <w:pPr>
@@ -836,10 +836,6 @@
     <w:p>
       <w:pPr>
         <w:keepNext/>
-        <w:numPr>
-          <w:ilvl w:val="0"/>
-          <w:numId w:val="11"/>
-        </w:numPr>
         <w:pBdr>
           <w:top w:val="nil"/>
           <w:left w:val="nil"/>
@@ -850,6 +846,7 @@
         </w:pBdr>
         <w:suppressAutoHyphens/>
         <w:spacing w:after="0" w:line="240" w:lineRule="auto"/>
+        <w:ind w:left="900" w:hanging="360"/>
         <w:jc w:val="center"/>
         <w:outlineLvl w:val="2"/>
         <w:rPr>
@@ -860,6 +857,16 @@
           <w:szCs w:val="24"/>
         </w:rPr>
       </w:pPr>
+      <w:r>
+        <w:rPr>
+          <w:rFonts w:ascii="Times New Roman" w:hAnsi="Arial Unicode MS"/>
+          <w:b/>
+          <w:bCs/>
+          <w:sz w:val="24"/>
+          <w:szCs w:val="24"/>
+        </w:rPr>
+        <w:t>1.</w:t>
+      </w:r>
       <w:r>
         <w:rPr>
           <w:rFonts w:ascii="Times New Roman" w:hAnsi="Times New Roman"/>
@@ -1128,10 +1135,6 @@
     <w:p>
       <w:pPr>
         <w:keepNext/>
-        <w:numPr>
-          <w:ilvl w:val="0"/>
-          <w:numId w:val="11"/>
-        </w:numPr>
         <w:pBdr>
           <w:top w:val="nil"/>
           <w:left w:val="nil"/>
@@ -1142,6 +1145,7 @@
         </w:pBdr>
         <w:suppressAutoHyphens/>
         <w:spacing w:after="0" w:line="240" w:lineRule="auto"/>
+        <w:ind w:left="900" w:hanging="360"/>
         <w:jc w:val="center"/>
         <w:outlineLvl w:val="2"/>
         <w:rPr>
@@ -1152,6 +1156,16 @@
           <w:szCs w:val="24"/>
         </w:rPr>
       </w:pPr>
+      <w:r>
+        <w:rPr>
+          <w:rFonts w:ascii="Times New Roman" w:hAnsi="Arial Unicode MS"/>
+          <w:b/>
+          <w:bCs/>
+          <w:sz w:val="24"/>
+          <w:szCs w:val="24"/>
+        </w:rPr>
+        <w:t>2.</w:t>
+      </w:r>
       <w:r>
         <w:rPr>
           <w:rFonts w:ascii="Times New Roman" w:hAnsi="Times New Roman"/>
@@ -1290,10 +1304,6 @@
     <w:p>
       <w:pPr>
         <w:keepNext/>
-        <w:numPr>
-          <w:ilvl w:val="0"/>
-          <w:numId w:val="11"/>
-        </w:numPr>
         <w:pBdr>
           <w:top w:val="nil"/>
           <w:left w:val="nil"/>
@@ -1304,6 +1314,7 @@
         </w:pBdr>
         <w:suppressAutoHyphens/>
         <w:spacing w:after="0" w:line="240" w:lineRule="auto"/>
+        <w:ind w:left="900" w:hanging="360"/>
         <w:jc w:val="center"/>
         <w:outlineLvl w:val="2"/>
         <w:rPr>
@@ -1314,6 +1325,16 @@
           <w:szCs w:val="24"/>
         </w:rPr>
       </w:pPr>
+      <w:r>
+        <w:rPr>
+          <w:rFonts w:ascii="Times New Roman" w:hAnsi="Arial Unicode MS"/>
+          <w:b/>
+          <w:bCs/>
+          <w:sz w:val="24"/>
+          <w:szCs w:val="24"/>
+        </w:rPr>
+        <w:t>3.</w:t>
+      </w:r>
       <w:r>
         <w:rPr>
           <w:rFonts w:ascii="Times New Roman" w:hAnsi="Times New Roman"/>
@@ -1754,10 +1775,236 @@
     <w:p>
       <w:pPr>
         <w:keepNext/>
-        <w:numPr>
-          <w:ilvl w:val="0"/>
-          <w:numId w:val="12"/>
-        </w:numPr>
+        <w:pBdr>
+          <w:top w:val="nil"/>
+          <w:left w:val="nil"/>
+          <w:bottom w:val="nil"/>
+          <w:right w:val="nil"/>
+          <w:between w:val="nil"/>
+          <w:bar w:val="nil"/>
+        </w:pBdr>
+        <w:tabs>
+          <w:tab w:val="left" w:pos="851"/>
+        </w:tabs>
+        <w:suppressAutoHyphens/>
+        <w:spacing w:after="0" w:line="240" w:lineRule="auto"/>
+        <w:ind w:left="900" w:hanging="360"/>
+        <w:jc w:val="center"/>
+        <w:outlineLvl w:val="2"/>
+        <w:rPr>
+          <w:rFonts w:ascii="Times New Roman" w:hAnsi="Times New Roman"/>
+          <w:b/>
+          <w:bCs/>
+          <w:sz w:val="24"/>
+          <w:szCs w:val="24"/>
+        </w:rPr>
+      </w:pPr>
+      <w:r>
+        <w:rPr>
+          <w:rFonts w:ascii="Times New Roman" w:hAnsi="Arial Unicode MS"/>
+          <w:b/>
+          <w:bCs/>
+          <w:sz w:val="24"/>
+          <w:szCs w:val="24"/>
+        </w:rPr>
+        <w:t>4.</w:t>
+      </w:r>
+      <w:r>
+        <w:rPr>
+          <w:rFonts w:ascii="Times New Roman" w:hAnsi="Arial Unicode MS"/>
+          <w:b/>
+          <w:bCs/>
+          <w:sz w:val="24"/>
+          <w:szCs w:val="24"/>
+        </w:rPr>
+        <w:tab/>
+      </w:r>
+      <w:r>
+        <w:rPr>
+          <w:rFonts w:ascii="Times New Roman" w:hAnsi="Times New Roman"/>
+          <w:b/>
+          <w:bCs/>
+          <w:sz w:val="24"/>
+          <w:szCs w:val="24"/>
+        </w:rPr>
+        <w:t>Условия предоставления неисключительного права</w:t>
+      </w:r>
+    </w:p>
+    <w:p>
+      <w:pPr>
+        <w:suppressAutoHyphens/>
+        <w:spacing w:after="0"/>
+        <w:ind w:firstLine="709"/>
+        <w:jc w:val="both"/>
+        <w:rPr>
+          <w:rFonts w:ascii="Times New Roman" w:eastAsia="Times New Roman" w:hAnsi="Times New Roman" w:cs="Times New Roman"/>
+          <w:sz w:val="24"/>
+          <w:szCs w:val="24"/>
+        </w:rPr>
+      </w:pPr>
+      <w:r>
+        <w:rPr>
+          <w:rFonts w:ascii="Times New Roman" w:hAnsi="Times New Roman"/>
+          <w:sz w:val="24"/>
+          <w:szCs w:val="24"/>
+        </w:rPr>
+        <w:t xml:space="preserve">4.1. Лицензиар предоставляет Лицензиату неисключительное право использования Программного обеспечения в соответствии с условиями настоящего Лицензионного договора и Соглашения на весь Срок действия </w:t>
+      </w:r>
+      <w:r>
+        <w:rPr>
+          <w:rFonts w:ascii="Times New Roman" w:hAnsi="Times New Roman"/>
+          <w:sz w:val="24"/>
+          <w:szCs w:val="24"/>
+        </w:rPr>
+        <w:t>Соглашения</w:t>
+      </w:r>
+      <w:r>
+        <w:rPr>
+          <w:rFonts w:ascii="Times New Roman" w:hAnsi="Times New Roman"/>
+          <w:sz w:val="24"/>
+          <w:szCs w:val="24"/>
+        </w:rPr>
+        <w:t xml:space="preserve">. </w:t>
+      </w:r>
+    </w:p>
+    <w:p>
+      <w:pPr>
+        <w:suppressAutoHyphens/>
+        <w:spacing w:after="0"/>
+        <w:ind w:firstLine="709"/>
+        <w:jc w:val="both"/>
+        <w:rPr>
+          <w:rFonts w:ascii="Times New Roman" w:eastAsia="Times New Roman" w:hAnsi="Times New Roman" w:cs="Times New Roman"/>
+          <w:sz w:val="24"/>
+          <w:szCs w:val="24"/>
+        </w:rPr>
+      </w:pPr>
+      <w:r>
+        <w:rPr>
+          <w:rFonts w:ascii="Times New Roman" w:hAnsi="Times New Roman"/>
+          <w:sz w:val="24"/>
+          <w:szCs w:val="24"/>
+        </w:rPr>
+        <w:t xml:space="preserve">4.2. Неисключительное право считается предоставленным </w:t>
+      </w:r>
+      <w:r>
+        <w:rPr>
+          <w:rFonts w:ascii="Times New Roman" w:eastAsia="Times New Roman" w:hAnsi="Times New Roman" w:cs="Times New Roman"/>
+          <w:sz w:val="24"/>
+          <w:szCs w:val="20"/>
+        </w:rPr>
+        <w:t xml:space="preserve">с даты </w:t>
+      </w:r>
+      <w:r>
+        <w:rPr>
+          <w:rFonts w:ascii="Times New Roman" w:hAnsi="Times New Roman"/>
+          <w:sz w:val="24"/>
+          <w:szCs w:val="24"/>
+        </w:rPr>
+        <w:t>подписания Лицензиаром и Лицензиатом настоящего Лицензионного договора с одновременным подписанием Акт</w:t>
+      </w:r>
+      <w:r>
+        <w:rPr>
+          <w:rFonts w:ascii="Times New Roman" w:hAnsi="Times New Roman"/>
+          <w:sz w:val="24"/>
+          <w:szCs w:val="24"/>
+        </w:rPr>
+        <w:t>а</w:t>
+      </w:r>
+      <w:r>
+        <w:rPr>
+          <w:rFonts w:ascii="Times New Roman" w:hAnsi="Times New Roman"/>
+          <w:sz w:val="24"/>
+          <w:szCs w:val="24"/>
+        </w:rPr>
+        <w:t xml:space="preserve">. </w:t>
+      </w:r>
+    </w:p>
+    <w:p>
+      <w:pPr>
+        <w:suppressAutoHyphens/>
+        <w:spacing w:after="0"/>
+        <w:ind w:firstLine="709"/>
+        <w:jc w:val="both"/>
+        <w:rPr>
+          <w:rFonts w:ascii="Times New Roman" w:eastAsia="Times New Roman" w:hAnsi="Times New Roman" w:cs="Times New Roman"/>
+          <w:sz w:val="24"/>
+          <w:szCs w:val="24"/>
+        </w:rPr>
+      </w:pPr>
+      <w:r>
+        <w:rPr>
+          <w:rFonts w:ascii="Times New Roman" w:hAnsi="Times New Roman"/>
+          <w:sz w:val="24"/>
+          <w:szCs w:val="24"/>
+        </w:rPr>
+        <w:t>4.3. Сторона Лицензионного договора вправе мотивированно отказаться от</w:t>
+      </w:r>
+      <w:r>
+        <w:rPr>
+          <w:rFonts w:ascii="Times New Roman" w:hAnsi="Times New Roman"/>
+          <w:sz w:val="24"/>
+          <w:szCs w:val="24"/>
+        </w:rPr>
+        <w:t> </w:t>
+      </w:r>
+      <w:r>
+        <w:rPr>
+          <w:rFonts w:ascii="Times New Roman" w:hAnsi="Times New Roman"/>
+          <w:sz w:val="24"/>
+          <w:szCs w:val="24"/>
+        </w:rPr>
+        <w:t>подписания Акта с направлением соответствующего письменного уведомления в адрес другой Стороны в случае, если представленный для подписания Акт не соответствует по</w:t>
+      </w:r>
+      <w:r>
+        <w:rPr>
+          <w:rFonts w:ascii="Times New Roman" w:hAnsi="Times New Roman"/>
+          <w:sz w:val="24"/>
+          <w:szCs w:val="24"/>
+        </w:rPr>
+        <w:t> </w:t>
+      </w:r>
+      <w:r>
+        <w:rPr>
+          <w:rFonts w:ascii="Times New Roman" w:hAnsi="Times New Roman"/>
+          <w:sz w:val="24"/>
+          <w:szCs w:val="24"/>
+        </w:rPr>
+        <w:t xml:space="preserve">наименованиям, количеству и объему передаваемых прав условиям </w:t>
+      </w:r>
+      <w:r>
+        <w:rPr>
+          <w:rFonts w:ascii="Times New Roman" w:hAnsi="Times New Roman"/>
+          <w:sz w:val="24"/>
+          <w:szCs w:val="24"/>
+        </w:rPr>
+        <w:t>Соглашения</w:t>
+      </w:r>
+      <w:r>
+        <w:rPr>
+          <w:rFonts w:ascii="Times New Roman" w:hAnsi="Times New Roman"/>
+          <w:sz w:val="24"/>
+          <w:szCs w:val="24"/>
+        </w:rPr>
+        <w:t xml:space="preserve">. </w:t>
+      </w:r>
+    </w:p>
+    <w:p>
+      <w:pPr>
+        <w:suppressAutoHyphens/>
+        <w:spacing w:after="0"/>
+        <w:ind w:firstLine="709"/>
+        <w:jc w:val="both"/>
+        <w:rPr>
+          <w:rFonts w:ascii="Times New Roman" w:eastAsia="Times New Roman" w:hAnsi="Times New Roman" w:cs="Times New Roman"/>
+          <w:sz w:val="24"/>
+          <w:szCs w:val="24"/>
+        </w:rPr>
+      </w:pPr>
+    </w:p>
+    <w:p>
+      <w:pPr>
+        <w:keepNext/>
         <w:pBdr>
           <w:top w:val="nil"/>
           <w:left w:val="nil"/>
@@ -1768,6 +2015,7 @@
         </w:pBdr>
         <w:suppressAutoHyphens/>
         <w:spacing w:after="0" w:line="240" w:lineRule="auto"/>
+        <w:ind w:left="900" w:hanging="360"/>
         <w:jc w:val="center"/>
         <w:outlineLvl w:val="2"/>
         <w:rPr>
@@ -1780,13 +2028,23 @@
       </w:pPr>
       <w:r>
         <w:rPr>
-          <w:rFonts w:ascii="Times New Roman" w:hAnsi="Times New Roman"/>
+          <w:rFonts w:ascii="Times New Roman" w:hAnsi="Arial Unicode MS"/>
           <w:b/>
           <w:bCs/>
           <w:sz w:val="24"/>
           <w:szCs w:val="24"/>
         </w:rPr>
-        <w:t>Условия предоставления неисключительного права</w:t>
+        <w:t>5.</w:t>
+      </w:r>
+      <w:r>
+        <w:rPr>
+          <w:rFonts w:ascii="Times New Roman" w:hAnsi="Times New Roman"/>
+          <w:b/>
+          <w:bCs/>
+          <w:sz w:val="24"/>
+          <w:szCs w:val="24"/>
+        </w:rPr>
+        <w:t xml:space="preserve"> Срок действия Лицензионного договора</w:t>
       </w:r>
     </w:p>
     <w:p>
@@ -1807,7 +2065,39 @@
           <w:sz w:val="24"/>
           <w:szCs w:val="24"/>
         </w:rPr>
-        <w:t xml:space="preserve">4.1. Лицензиар предоставляет Лицензиату неисключительное право использования Программного обеспечения в соответствии с условиями настоящего Лицензионного договора и Соглашения на весь Срок действия </w:t>
+        <w:t xml:space="preserve">5.1. Лицензионный договор вступает в силу </w:t>
+      </w:r>
+      <w:r>
+        <w:rPr>
+          <w:rFonts w:ascii="Times New Roman" w:eastAsia="Times New Roman" w:hAnsi="Times New Roman" w:cs="Times New Roman"/>
+          <w:sz w:val="24"/>
+          <w:szCs w:val="20"/>
+        </w:rPr>
+        <w:t xml:space="preserve">с даты </w:t>
+      </w:r>
+      <w:r>
+        <w:rPr>
+          <w:rFonts w:ascii="Times New Roman" w:hAnsi="Times New Roman"/>
+          <w:sz w:val="24"/>
+          <w:szCs w:val="24"/>
+        </w:rPr>
+        <w:t>его подписания и действует в</w:t>
+      </w:r>
+      <w:r>
+        <w:rPr>
+          <w:rFonts w:ascii="Times New Roman" w:hAnsi="Times New Roman"/>
+          <w:sz w:val="24"/>
+          <w:szCs w:val="24"/>
+        </w:rPr>
+        <w:t> </w:t>
+      </w:r>
+      <w:r>
+        <w:rPr>
+          <w:rFonts w:ascii="Times New Roman" w:hAnsi="Times New Roman"/>
+          <w:sz w:val="24"/>
+          <w:szCs w:val="24"/>
+        </w:rPr>
+        <w:t xml:space="preserve">течение всего срока действия </w:t>
       </w:r>
       <w:r>
         <w:rPr>
@@ -1823,7 +2113,7 @@
           <w:sz w:val="24"/>
           <w:szCs w:val="24"/>
         </w:rPr>
-        <w:t xml:space="preserve">. </w:t>
+        <w:t>.</w:t>
       </w:r>
     </w:p>
     <w:p>
@@ -1844,39 +2134,16 @@
           <w:sz w:val="24"/>
           <w:szCs w:val="24"/>
         </w:rPr>
-        <w:t xml:space="preserve">4.2. Неисключительное право считается предоставленным </w:t>
-      </w:r>
-      <w:r>
-        <w:rPr>
-          <w:rFonts w:ascii="Times New Roman" w:eastAsia="Times New Roman" w:hAnsi="Times New Roman" w:cs="Times New Roman"/>
-          <w:sz w:val="24"/>
-          <w:szCs w:val="20"/>
-        </w:rPr>
-        <w:t xml:space="preserve">с даты </w:t>
-      </w:r>
-      <w:r>
-        <w:rPr>
-          <w:rFonts w:ascii="Times New Roman" w:hAnsi="Times New Roman"/>
-          <w:sz w:val="24"/>
-          <w:szCs w:val="24"/>
-        </w:rPr>
-        <w:t>подписания Лицензиаром и Лицензиатом настоящего Лицензионного договора с одновременным подписанием Акт</w:t>
-      </w:r>
-      <w:r>
-        <w:rPr>
-          <w:rFonts w:ascii="Times New Roman" w:hAnsi="Times New Roman"/>
-          <w:sz w:val="24"/>
-          <w:szCs w:val="24"/>
-        </w:rPr>
-        <w:t>а</w:t>
-      </w:r>
-      <w:r>
-        <w:rPr>
-          <w:rFonts w:ascii="Times New Roman" w:hAnsi="Times New Roman"/>
-          <w:sz w:val="24"/>
-          <w:szCs w:val="24"/>
-        </w:rPr>
-        <w:t xml:space="preserve">. </w:t>
+        <w:t xml:space="preserve">5.2. В случае нарушения условий Лицензионного договора или неспособности далее выполнять его условия, все компоненты Программного обеспечения (включая печатные </w:t>
+      </w:r>
+      <w:r>
+        <w:rPr>
+          <w:rFonts w:ascii="Times New Roman" w:hAnsi="Times New Roman"/>
+          <w:sz w:val="24"/>
+          <w:szCs w:val="24"/>
+        </w:rPr>
+        <w:lastRenderedPageBreak/>
+        <w:t>материалы, электронные носители, файлы с информацией, архивные/резервные копии) должны быть уничтожены.</w:t>
       </w:r>
     </w:p>
     <w:p>
@@ -1897,63 +2164,29 @@
           <w:sz w:val="24"/>
           <w:szCs w:val="24"/>
         </w:rPr>
-        <w:t>4.3. Сторона Лицензионного договора вправе мотивированно отказаться от</w:t>
-      </w:r>
-      <w:r>
-        <w:rPr>
-          <w:rFonts w:ascii="Times New Roman" w:hAnsi="Times New Roman"/>
-          <w:sz w:val="24"/>
-          <w:szCs w:val="24"/>
-        </w:rPr>
-        <w:t> </w:t>
-      </w:r>
-      <w:r>
-        <w:rPr>
-          <w:rFonts w:ascii="Times New Roman" w:hAnsi="Times New Roman"/>
-          <w:sz w:val="24"/>
-          <w:szCs w:val="24"/>
-        </w:rPr>
-        <w:t>подписания Акта с направлением соответствующего письменного уведомления в адрес другой Стороны в случае, если представленный для подписания Акт не соответствует по</w:t>
-      </w:r>
-      <w:r>
-        <w:rPr>
-          <w:rFonts w:ascii="Times New Roman" w:hAnsi="Times New Roman"/>
-          <w:sz w:val="24"/>
-          <w:szCs w:val="24"/>
-        </w:rPr>
-        <w:t> </w:t>
-      </w:r>
-      <w:r>
-        <w:rPr>
-          <w:rFonts w:ascii="Times New Roman" w:hAnsi="Times New Roman"/>
-          <w:sz w:val="24"/>
-          <w:szCs w:val="24"/>
-        </w:rPr>
-        <w:t xml:space="preserve">наименованиям, количеству и объему передаваемых прав условиям </w:t>
-      </w:r>
-      <w:r>
-        <w:rPr>
-          <w:rFonts w:ascii="Times New Roman" w:hAnsi="Times New Roman"/>
-          <w:sz w:val="24"/>
-          <w:szCs w:val="24"/>
-        </w:rPr>
-        <w:t>Соглашения</w:t>
-      </w:r>
-      <w:r>
-        <w:rPr>
-          <w:rFonts w:ascii="Times New Roman" w:hAnsi="Times New Roman"/>
-          <w:sz w:val="24"/>
-          <w:szCs w:val="24"/>
-        </w:rPr>
-        <w:t xml:space="preserve">. </w:t>
+        <w:t>5.3. В случае, предусмотренном в п.</w:t>
+      </w:r>
+      <w:r>
+        <w:rPr>
+          <w:rFonts w:ascii="Times New Roman" w:hAnsi="Times New Roman"/>
+          <w:sz w:val="24"/>
+          <w:szCs w:val="24"/>
+        </w:rPr>
+        <w:t xml:space="preserve"> </w:t>
+      </w:r>
+      <w:r>
+        <w:rPr>
+          <w:rFonts w:ascii="Times New Roman" w:hAnsi="Times New Roman"/>
+          <w:sz w:val="24"/>
+          <w:szCs w:val="24"/>
+        </w:rPr>
+        <w:t>5.2., Лицензиат обязан подтвердить факт уничтожения Программного обеспечения в письменном виде. Лицензионный договор при этом прекращает свое действие.</w:t>
       </w:r>
     </w:p>
     <w:p>
       <w:pPr>
         <w:suppressAutoHyphens/>
         <w:spacing w:after="0"/>
-        <w:ind w:firstLine="709"/>
-        <w:jc w:val="both"/>
         <w:rPr>
           <w:rFonts w:ascii="Times New Roman" w:eastAsia="Times New Roman" w:hAnsi="Times New Roman" w:cs="Times New Roman"/>
           <w:sz w:val="24"/>
@@ -1964,10 +2197,6 @@
     <w:p>
       <w:pPr>
         <w:keepNext/>
-        <w:numPr>
-          <w:ilvl w:val="0"/>
-          <w:numId w:val="11"/>
-        </w:numPr>
         <w:pBdr>
           <w:top w:val="nil"/>
           <w:left w:val="nil"/>
@@ -1978,6 +2207,7 @@
         </w:pBdr>
         <w:suppressAutoHyphens/>
         <w:spacing w:after="0" w:line="240" w:lineRule="auto"/>
+        <w:ind w:left="900" w:hanging="360"/>
         <w:jc w:val="center"/>
         <w:outlineLvl w:val="2"/>
         <w:rPr>
@@ -1990,20 +2220,30 @@
       </w:pPr>
       <w:r>
         <w:rPr>
-          <w:rFonts w:ascii="Times New Roman" w:hAnsi="Times New Roman"/>
+          <w:rFonts w:ascii="Times New Roman" w:hAnsi="Arial Unicode MS"/>
           <w:b/>
           <w:bCs/>
           <w:sz w:val="24"/>
           <w:szCs w:val="24"/>
         </w:rPr>
-        <w:t xml:space="preserve"> Срок действия Лицензионного договора</w:t>
+        <w:t>6.</w:t>
+      </w:r>
+      <w:r>
+        <w:rPr>
+          <w:rFonts w:ascii="Times New Roman" w:hAnsi="Times New Roman"/>
+          <w:b/>
+          <w:bCs/>
+          <w:sz w:val="24"/>
+          <w:szCs w:val="24"/>
+        </w:rPr>
+        <w:t xml:space="preserve"> Гарантии прав использования</w:t>
       </w:r>
     </w:p>
     <w:p>
       <w:pPr>
         <w:suppressAutoHyphens/>
         <w:spacing w:after="0"/>
-        <w:ind w:firstLine="709"/>
+        <w:ind w:firstLine="540"/>
         <w:jc w:val="both"/>
         <w:rPr>
           <w:rFonts w:ascii="Times New Roman" w:eastAsia="Times New Roman" w:hAnsi="Times New Roman" w:cs="Times New Roman"/>
@@ -2017,23 +2257,7 @@
           <w:sz w:val="24"/>
           <w:szCs w:val="24"/>
         </w:rPr>
-        <w:t xml:space="preserve">5.1. Лицензионный договор вступает в силу </w:t>
-      </w:r>
-      <w:r>
-        <w:rPr>
-          <w:rFonts w:ascii="Times New Roman" w:eastAsia="Times New Roman" w:hAnsi="Times New Roman" w:cs="Times New Roman"/>
-          <w:sz w:val="24"/>
-          <w:szCs w:val="20"/>
-        </w:rPr>
-        <w:t xml:space="preserve">с даты </w:t>
-      </w:r>
-      <w:r>
-        <w:rPr>
-          <w:rFonts w:ascii="Times New Roman" w:hAnsi="Times New Roman"/>
-          <w:sz w:val="24"/>
-          <w:szCs w:val="24"/>
-        </w:rPr>
-        <w:t>его подписания и действует в</w:t>
+        <w:t>6.1. Лицензиар гарантирует, что предоставляемое (передаваемое) Лицензиату по</w:t>
       </w:r>
       <w:r>
         <w:rPr>
@@ -2049,30 +2273,30 @@
           <w:sz w:val="24"/>
           <w:szCs w:val="24"/>
         </w:rPr>
-        <w:t xml:space="preserve">течение всего срока действия </w:t>
-      </w:r>
-      <w:r>
-        <w:rPr>
-          <w:rFonts w:ascii="Times New Roman" w:hAnsi="Times New Roman"/>
-          <w:sz w:val="24"/>
-          <w:szCs w:val="24"/>
-        </w:rPr>
-        <w:t>Соглашения</w:t>
-      </w:r>
-      <w:r>
-        <w:rPr>
-          <w:rFonts w:ascii="Times New Roman" w:hAnsi="Times New Roman"/>
-          <w:sz w:val="24"/>
-          <w:szCs w:val="24"/>
-        </w:rPr>
-        <w:t>.</w:t>
+        <w:t xml:space="preserve">настоящему Лицензионному договора право использования Программного обеспечения принадлежит Лицензиару на законных основаниях и на </w:t>
+      </w:r>
+      <w:r>
+        <w:rPr>
+          <w:rFonts w:ascii="Times New Roman" w:hAnsi="Times New Roman"/>
+          <w:sz w:val="24"/>
+          <w:szCs w:val="24"/>
+        </w:rPr>
+        <w:t xml:space="preserve">дату </w:t>
+      </w:r>
+      <w:r>
+        <w:rPr>
+          <w:rFonts w:ascii="Times New Roman" w:hAnsi="Times New Roman"/>
+          <w:sz w:val="24"/>
+          <w:szCs w:val="24"/>
+        </w:rPr>
+        <w:t xml:space="preserve">заключения Лицензионного договора Программное обеспечение является свободным от прав третьих лиц. </w:t>
       </w:r>
     </w:p>
     <w:p>
       <w:pPr>
         <w:suppressAutoHyphens/>
         <w:spacing w:after="0"/>
-        <w:ind w:firstLine="709"/>
+        <w:ind w:firstLine="540"/>
         <w:jc w:val="both"/>
         <w:rPr>
           <w:rFonts w:ascii="Times New Roman" w:eastAsia="Times New Roman" w:hAnsi="Times New Roman" w:cs="Times New Roman"/>
@@ -2086,23 +2310,46 @@
           <w:sz w:val="24"/>
           <w:szCs w:val="24"/>
         </w:rPr>
-        <w:t xml:space="preserve">5.2. В случае нарушения условий Лицензионного договора или неспособности далее выполнять его условия, все компоненты Программного обеспечения (включая печатные </w:t>
-      </w:r>
-      <w:r>
-        <w:rPr>
-          <w:rFonts w:ascii="Times New Roman" w:hAnsi="Times New Roman"/>
-          <w:sz w:val="24"/>
-          <w:szCs w:val="24"/>
-        </w:rPr>
-        <w:lastRenderedPageBreak/>
-        <w:t>материалы, электронные носители, файлы с информацией, архивные/резервные копии) должны быть уничтожены.</w:t>
+        <w:t xml:space="preserve">6.2. Лицензиар </w:t>
+      </w:r>
+      <w:r>
+        <w:rPr>
+          <w:rFonts w:ascii="Times New Roman" w:hAnsi="Times New Roman"/>
+          <w:sz w:val="24"/>
+          <w:szCs w:val="24"/>
+        </w:rPr>
+        <w:t>подтверждает</w:t>
+      </w:r>
+      <w:r>
+        <w:rPr>
+          <w:rFonts w:ascii="Times New Roman" w:hAnsi="Times New Roman"/>
+          <w:sz w:val="24"/>
+          <w:szCs w:val="24"/>
+        </w:rPr>
+        <w:t>, что Программное обеспечение соответствует</w:t>
+      </w:r>
+      <w:r>
+        <w:rPr>
+          <w:rFonts w:ascii="Times New Roman" w:hAnsi="Times New Roman"/>
+          <w:sz w:val="24"/>
+          <w:szCs w:val="24"/>
+        </w:rPr>
+        <w:t xml:space="preserve"> требованиям Соглашения</w:t>
+      </w:r>
+      <w:r>
+        <w:rPr>
+          <w:rFonts w:ascii="Times New Roman" w:hAnsi="Times New Roman"/>
+          <w:sz w:val="24"/>
+          <w:szCs w:val="24"/>
+        </w:rPr>
+        <w:t xml:space="preserve">. </w:t>
       </w:r>
     </w:p>
     <w:p>
       <w:pPr>
         <w:suppressAutoHyphens/>
         <w:spacing w:after="0"/>
-        <w:ind w:firstLine="709"/>
+        <w:ind w:firstLine="540"/>
         <w:jc w:val="both"/>
         <w:rPr>
           <w:rFonts w:ascii="Times New Roman" w:eastAsia="Times New Roman" w:hAnsi="Times New Roman" w:cs="Times New Roman"/>
@@ -2116,29 +2363,14 @@
           <w:sz w:val="24"/>
           <w:szCs w:val="24"/>
         </w:rPr>
-        <w:t>5.3. В случае, предусмотренном в п.</w:t>
-      </w:r>
-      <w:r>
-        <w:rPr>
-          <w:rFonts w:ascii="Times New Roman" w:hAnsi="Times New Roman"/>
-          <w:sz w:val="24"/>
-          <w:szCs w:val="24"/>
-        </w:rPr>
-        <w:t xml:space="preserve"> </w:t>
-      </w:r>
-      <w:r>
-        <w:rPr>
-          <w:rFonts w:ascii="Times New Roman" w:hAnsi="Times New Roman"/>
-          <w:sz w:val="24"/>
-          <w:szCs w:val="24"/>
-        </w:rPr>
-        <w:t>5.2., Лицензиат обязан подтвердить факт уничтожения Программного обеспечения в письменном виде. Лицензионный договор при этом прекращает свое действие.</w:t>
+        <w:t xml:space="preserve">6.3. Лицензиар не несет ответственности и не возмещает убытки Лицензиата, вызванные нарушениями и/или ошибками при эксплуатации Программного обеспечения, возникшие в результате неправомерных действий Лицензиата, его персонала, третьих лиц. </w:t>
       </w:r>
     </w:p>
     <w:p>
       <w:pPr>
         <w:suppressAutoHyphens/>
         <w:spacing w:after="0"/>
+        <w:ind w:firstLine="540"/>
         <w:rPr>
           <w:rFonts w:ascii="Times New Roman" w:eastAsia="Times New Roman" w:hAnsi="Times New Roman" w:cs="Times New Roman"/>
           <w:sz w:val="24"/>
@@ -2149,10 +2381,6 @@
     <w:p>
       <w:pPr>
         <w:keepNext/>
-        <w:numPr>
-          <w:ilvl w:val="0"/>
-          <w:numId w:val="11"/>
-        </w:numPr>
         <w:pBdr>
           <w:top w:val="nil"/>
           <w:left w:val="nil"/>
@@ -2163,6 +2391,7 @@
         </w:pBdr>
         <w:suppressAutoHyphens/>
         <w:spacing w:after="0" w:line="240" w:lineRule="auto"/>
+        <w:ind w:left="900" w:hanging="360"/>
         <w:jc w:val="center"/>
         <w:outlineLvl w:val="2"/>
         <w:rPr>
@@ -2175,20 +2404,30 @@
       </w:pPr>
       <w:r>
         <w:rPr>
-          <w:rFonts w:ascii="Times New Roman" w:hAnsi="Times New Roman"/>
+          <w:rFonts w:ascii="Times New Roman" w:hAnsi="Arial Unicode MS"/>
           <w:b/>
           <w:bCs/>
           <w:sz w:val="24"/>
           <w:szCs w:val="24"/>
         </w:rPr>
-        <w:t xml:space="preserve"> Гарантии прав использования</w:t>
+        <w:t>7.</w:t>
+      </w:r>
+      <w:r>
+        <w:rPr>
+          <w:rFonts w:ascii="Times New Roman" w:hAnsi="Times New Roman"/>
+          <w:b/>
+          <w:bCs/>
+          <w:sz w:val="24"/>
+          <w:szCs w:val="24"/>
+        </w:rPr>
+        <w:t xml:space="preserve"> Ответственность</w:t>
       </w:r>
     </w:p>
     <w:p>
       <w:pPr>
         <w:suppressAutoHyphens/>
         <w:spacing w:after="0"/>
-        <w:ind w:firstLine="540"/>
+        <w:ind w:firstLine="709"/>
         <w:jc w:val="both"/>
         <w:rPr>
           <w:rFonts w:ascii="Times New Roman" w:eastAsia="Times New Roman" w:hAnsi="Times New Roman" w:cs="Times New Roman"/>
@@ -2202,7 +2441,7 @@
           <w:sz w:val="24"/>
           <w:szCs w:val="24"/>
         </w:rPr>
-        <w:t>6.1. Лицензиар гарантирует, что предоставляемое (передаваемое) Лицензиату по</w:t>
+        <w:t>7.1. Стороны несут ответственность за неисполнение или ненадлежащее исполнение своих обязательств по настоящему Лицензионному договора в соответствии с</w:t>
       </w:r>
       <w:r>
         <w:rPr>
@@ -2218,30 +2457,14 @@
           <w:sz w:val="24"/>
           <w:szCs w:val="24"/>
         </w:rPr>
-        <w:t xml:space="preserve">настоящему Лицензионному договора право использования Программного обеспечения принадлежит Лицензиару на законных основаниях и на </w:t>
-      </w:r>
-      <w:r>
-        <w:rPr>
-          <w:rFonts w:ascii="Times New Roman" w:hAnsi="Times New Roman"/>
-          <w:sz w:val="24"/>
-          <w:szCs w:val="24"/>
-        </w:rPr>
-        <w:t xml:space="preserve">дату </w:t>
-      </w:r>
-      <w:r>
-        <w:rPr>
-          <w:rFonts w:ascii="Times New Roman" w:hAnsi="Times New Roman"/>
-          <w:sz w:val="24"/>
-          <w:szCs w:val="24"/>
-        </w:rPr>
-        <w:t xml:space="preserve">заключения Лицензионного договора Программное обеспечение является свободным от прав третьих лиц. </w:t>
+        <w:t xml:space="preserve">законодательством Российской Федерации. </w:t>
       </w:r>
     </w:p>
     <w:p>
       <w:pPr>
         <w:suppressAutoHyphens/>
         <w:spacing w:after="0"/>
-        <w:ind w:firstLine="540"/>
+        <w:ind w:firstLine="709"/>
         <w:jc w:val="both"/>
         <w:rPr>
           <w:rFonts w:ascii="Times New Roman" w:eastAsia="Times New Roman" w:hAnsi="Times New Roman" w:cs="Times New Roman"/>
@@ -2255,46 +2478,46 @@
           <w:sz w:val="24"/>
           <w:szCs w:val="24"/>
         </w:rPr>
-        <w:t xml:space="preserve">6.2. Лицензиар </w:t>
-      </w:r>
-      <w:r>
-        <w:rPr>
-          <w:rFonts w:ascii="Times New Roman" w:hAnsi="Times New Roman"/>
-          <w:sz w:val="24"/>
-          <w:szCs w:val="24"/>
-        </w:rPr>
-        <w:t>подтверждает</w:t>
-      </w:r>
-      <w:r>
-        <w:rPr>
-          <w:rFonts w:ascii="Times New Roman" w:hAnsi="Times New Roman"/>
-          <w:sz w:val="24"/>
-          <w:szCs w:val="24"/>
-        </w:rPr>
-        <w:t>, что Программное обеспечение соответствует</w:t>
-      </w:r>
-      <w:r>
-        <w:rPr>
-          <w:rFonts w:ascii="Times New Roman" w:hAnsi="Times New Roman"/>
-          <w:sz w:val="24"/>
-          <w:szCs w:val="24"/>
-        </w:rPr>
-        <w:t xml:space="preserve"> требованиям Соглашения</w:t>
-      </w:r>
-      <w:r>
-        <w:rPr>
-          <w:rFonts w:ascii="Times New Roman" w:hAnsi="Times New Roman"/>
-          <w:sz w:val="24"/>
-          <w:szCs w:val="24"/>
-        </w:rPr>
-        <w:t xml:space="preserve">. </w:t>
+        <w:t>7.2. Лицензиат приобретает право использования Программного обеспечения в</w:t>
+      </w:r>
+      <w:r>
+        <w:rPr>
+          <w:rFonts w:ascii="Times New Roman" w:hAnsi="Times New Roman"/>
+          <w:sz w:val="24"/>
+          <w:szCs w:val="24"/>
+        </w:rPr>
+        <w:t> </w:t>
+      </w:r>
+      <w:r>
+        <w:rPr>
+          <w:rFonts w:ascii="Times New Roman" w:hAnsi="Times New Roman"/>
+          <w:sz w:val="24"/>
+          <w:szCs w:val="24"/>
+        </w:rPr>
+        <w:t xml:space="preserve">объеме, оговоренном Лицензионным договором, и несет ответственность за его использование в соответствии с действующим законодательством Российской Федерации и рекомендациями, изложенными в эксплуатационной </w:t>
+      </w:r>
+      <w:r>
+        <w:rPr>
+          <w:rFonts w:ascii="Times New Roman" w:hAnsi="Times New Roman"/>
+          <w:sz w:val="24"/>
+          <w:szCs w:val="24"/>
+        </w:rPr>
+        <w:t>д</w:t>
+      </w:r>
+      <w:r>
+        <w:rPr>
+          <w:rFonts w:ascii="Times New Roman" w:hAnsi="Times New Roman"/>
+          <w:sz w:val="24"/>
+          <w:szCs w:val="24"/>
+        </w:rPr>
+        <w:t>окументации.</w:t>
       </w:r>
     </w:p>
     <w:p>
       <w:pPr>
         <w:suppressAutoHyphens/>
         <w:spacing w:after="0"/>
-        <w:ind w:firstLine="540"/>
+        <w:ind w:firstLine="709"/>
         <w:jc w:val="both"/>
         <w:rPr>
           <w:rFonts w:ascii="Times New Roman" w:eastAsia="Times New Roman" w:hAnsi="Times New Roman" w:cs="Times New Roman"/>
@@ -2308,14 +2531,36 @@
           <w:sz w:val="24"/>
           <w:szCs w:val="24"/>
         </w:rPr>
-        <w:t xml:space="preserve">6.3. Лицензиар не несет ответственности и не возмещает убытки Лицензиата, вызванные нарушениями и/или ошибками при эксплуатации Программного обеспечения, возникшие в результате неправомерных действий Лицензиата, его персонала, третьих лиц. </w:t>
+        <w:t>7.3. Нелегальное использование, копирование Программного обеспечения или иное нарушение условий Лицензионного договора является нарушением Гражданского кодекса Российской Федерации (в т.ч. главы 4 Гражданского кодекса Российской Федерации).</w:t>
       </w:r>
     </w:p>
     <w:p>
       <w:pPr>
         <w:suppressAutoHyphens/>
         <w:spacing w:after="0"/>
-        <w:ind w:firstLine="540"/>
+        <w:ind w:firstLine="709"/>
+        <w:jc w:val="both"/>
+        <w:rPr>
+          <w:rFonts w:ascii="Times New Roman" w:eastAsia="Times New Roman" w:hAnsi="Times New Roman" w:cs="Times New Roman"/>
+          <w:sz w:val="24"/>
+          <w:szCs w:val="24"/>
+        </w:rPr>
+      </w:pPr>
+      <w:r>
+        <w:rPr>
+          <w:rFonts w:ascii="Times New Roman" w:hAnsi="Times New Roman"/>
+          <w:sz w:val="24"/>
+          <w:szCs w:val="24"/>
+        </w:rPr>
+        <w:t>7.4. В случае нарушения Лицензионного договора Лицензиат несет полную ответственность по действующему законодательству Российской Федерации, а также лишается права использования Программного обеспечения.</w:t>
+      </w:r>
+    </w:p>
+    <w:p>
+      <w:pPr>
+        <w:suppressAutoHyphens/>
+        <w:spacing w:after="0"/>
+        <w:ind w:firstLine="709"/>
+        <w:jc w:val="both"/>
         <w:rPr>
           <w:rFonts w:ascii="Times New Roman" w:eastAsia="Times New Roman" w:hAnsi="Times New Roman" w:cs="Times New Roman"/>
           <w:sz w:val="24"/>
@@ -2326,10 +2571,6 @@
     <w:p>
       <w:pPr>
         <w:keepNext/>
-        <w:numPr>
-          <w:ilvl w:val="0"/>
-          <w:numId w:val="11"/>
-        </w:numPr>
         <w:pBdr>
           <w:top w:val="nil"/>
           <w:left w:val="nil"/>
@@ -2340,6 +2581,7 @@
         </w:pBdr>
         <w:suppressAutoHyphens/>
         <w:spacing w:after="0" w:line="240" w:lineRule="auto"/>
+        <w:ind w:left="900" w:hanging="360"/>
         <w:jc w:val="center"/>
         <w:outlineLvl w:val="2"/>
         <w:rPr>
@@ -2352,20 +2594,30 @@
       </w:pPr>
       <w:r>
         <w:rPr>
-          <w:rFonts w:ascii="Times New Roman" w:hAnsi="Times New Roman"/>
+          <w:rFonts w:ascii="Times New Roman" w:hAnsi="Arial Unicode MS"/>
           <w:b/>
           <w:bCs/>
           <w:sz w:val="24"/>
           <w:szCs w:val="24"/>
         </w:rPr>
-        <w:t xml:space="preserve"> Ответственность</w:t>
+        <w:t>8.</w:t>
+      </w:r>
+      <w:r>
+        <w:rPr>
+          <w:rFonts w:ascii="Times New Roman" w:hAnsi="Times New Roman"/>
+          <w:b/>
+          <w:bCs/>
+          <w:sz w:val="24"/>
+          <w:szCs w:val="24"/>
+        </w:rPr>
+        <w:t xml:space="preserve"> Изменение и расторжение Лицензионного договора</w:t>
       </w:r>
     </w:p>
     <w:p>
       <w:pPr>
         <w:suppressAutoHyphens/>
         <w:spacing w:after="0"/>
-        <w:ind w:firstLine="709"/>
+        <w:ind w:firstLine="720"/>
         <w:jc w:val="both"/>
         <w:rPr>
           <w:rFonts w:ascii="Times New Roman" w:eastAsia="Times New Roman" w:hAnsi="Times New Roman" w:cs="Times New Roman"/>
@@ -2379,7 +2631,16 @@
           <w:sz w:val="24"/>
           <w:szCs w:val="24"/>
         </w:rPr>
-        <w:t>7.1. Стороны несут ответственность за неисполнение или ненадлежащее исполнение своих обязательств по настоящему Лицензионному договора в соответствии с</w:t>
+        <w:t>8.1.</w:t>
+      </w:r>
+      <w:r>
+        <w:rPr>
+          <w:rFonts w:ascii="Times New Roman" w:hAnsi="Times New Roman"/>
+          <w:sz w:val="24"/>
+          <w:szCs w:val="24"/>
+        </w:rPr>
+        <w:tab/>
+        <w:t>Любые изменения и дополнения, вносимые в Лицензионный договор, оформляются дополнительными соглашениями, подписываемыми Лицензиаром и</w:t>
       </w:r>
       <w:r>
         <w:rPr>
@@ -2395,14 +2656,14 @@
           <w:sz w:val="24"/>
           <w:szCs w:val="24"/>
         </w:rPr>
-        <w:t xml:space="preserve">законодательством Российской Федерации. </w:t>
+        <w:t>Лицензиатом, и являющимися его неотъемлемыми частями.</w:t>
       </w:r>
     </w:p>
     <w:p>
       <w:pPr>
         <w:suppressAutoHyphens/>
         <w:spacing w:after="0"/>
-        <w:ind w:firstLine="709"/>
+        <w:ind w:firstLine="720"/>
         <w:jc w:val="both"/>
         <w:rPr>
           <w:rFonts w:ascii="Times New Roman" w:eastAsia="Times New Roman" w:hAnsi="Times New Roman" w:cs="Times New Roman"/>
@@ -2416,46 +2677,23 @@
           <w:sz w:val="24"/>
           <w:szCs w:val="24"/>
         </w:rPr>
-        <w:t>7.2. Лицензиат приобретает право использования Программного обеспечения в</w:t>
-      </w:r>
-      <w:r>
-        <w:rPr>
-          <w:rFonts w:ascii="Times New Roman" w:hAnsi="Times New Roman"/>
-          <w:sz w:val="24"/>
-          <w:szCs w:val="24"/>
-        </w:rPr>
-        <w:t> </w:t>
-      </w:r>
-      <w:r>
-        <w:rPr>
-          <w:rFonts w:ascii="Times New Roman" w:hAnsi="Times New Roman"/>
-          <w:sz w:val="24"/>
-          <w:szCs w:val="24"/>
-        </w:rPr>
-        <w:t xml:space="preserve">объеме, оговоренном Лицензионным договором, и несет ответственность за его использование в соответствии с действующим законодательством Российской Федерации и рекомендациями, изложенными в эксплуатационной </w:t>
-      </w:r>
-      <w:r>
-        <w:rPr>
-          <w:rFonts w:ascii="Times New Roman" w:hAnsi="Times New Roman"/>
-          <w:sz w:val="24"/>
-          <w:szCs w:val="24"/>
-        </w:rPr>
-        <w:t>д</w:t>
-      </w:r>
-      <w:r>
-        <w:rPr>
-          <w:rFonts w:ascii="Times New Roman" w:hAnsi="Times New Roman"/>
-          <w:sz w:val="24"/>
-          <w:szCs w:val="24"/>
-        </w:rPr>
-        <w:t>окументации.</w:t>
+        <w:t>8.2.</w:t>
+      </w:r>
+      <w:r>
+        <w:rPr>
+          <w:rFonts w:ascii="Times New Roman" w:hAnsi="Times New Roman"/>
+          <w:sz w:val="24"/>
+          <w:szCs w:val="24"/>
+        </w:rPr>
+        <w:tab/>
+        <w:t>Лицензионный договор может быть расторгнут по основаниям и в порядке, установленным действующим законодательством Российской Федерации. Любые изменения и/или дополнения к Лицензионному договору действительны только в том случае, если они совершены в письменной форме и подписаны уполномоченными представителями обеих Сторон.</w:t>
       </w:r>
     </w:p>
     <w:p>
       <w:pPr>
         <w:suppressAutoHyphens/>
         <w:spacing w:after="0"/>
-        <w:ind w:firstLine="709"/>
+        <w:ind w:firstLine="720"/>
         <w:jc w:val="both"/>
         <w:rPr>
           <w:rFonts w:ascii="Times New Roman" w:eastAsia="Times New Roman" w:hAnsi="Times New Roman" w:cs="Times New Roman"/>
@@ -2469,14 +2707,38 @@
           <w:sz w:val="24"/>
           <w:szCs w:val="24"/>
         </w:rPr>
-        <w:t>7.3. Нелегальное использование, копирование Программного обеспечения или иное нарушение условий Лицензионного договора является нарушением Гражданского кодекса Российской Федерации (в т.ч. главы 4 Гражданского кодекса Российской Федерации).</w:t>
+        <w:t>8.3</w:t>
+      </w:r>
+      <w:r>
+        <w:rPr>
+          <w:rFonts w:ascii="Times New Roman" w:hAnsi="Times New Roman"/>
+          <w:sz w:val="24"/>
+          <w:szCs w:val="24"/>
+        </w:rPr>
+        <w:tab/>
+        <w:t xml:space="preserve">Стороны обязуются в течение 3 (трех) рабочих дней </w:t>
+      </w:r>
+      <w:r>
+        <w:rPr>
+          <w:rFonts w:ascii="Times New Roman" w:eastAsia="Times New Roman" w:hAnsi="Times New Roman" w:cs="Times New Roman"/>
+          <w:sz w:val="24"/>
+          <w:szCs w:val="20"/>
+        </w:rPr>
+        <w:t xml:space="preserve">с даты </w:t>
+      </w:r>
+      <w:r>
+        <w:rPr>
+          <w:rFonts w:ascii="Times New Roman" w:hAnsi="Times New Roman"/>
+          <w:sz w:val="24"/>
+          <w:szCs w:val="24"/>
+        </w:rPr>
+        <w:t>изменения уведомлять друг друга об изменении своих реквизитов (адреса, банковских реквизитов, телефонных номеров и пр.). В противном случае документы (либо иная информация), переданные по указанным в Лицензионном договоре реквизитам, считаются полученными (т.е. надлежащим образом переданными).</w:t>
       </w:r>
     </w:p>
     <w:p>
       <w:pPr>
         <w:suppressAutoHyphens/>
         <w:spacing w:after="0"/>
-        <w:ind w:firstLine="709"/>
         <w:jc w:val="both"/>
         <w:rPr>
           <w:rFonts w:ascii="Times New Roman" w:eastAsia="Times New Roman" w:hAnsi="Times New Roman" w:cs="Times New Roman"/>
@@ -2484,35 +2746,10 @@
           <w:szCs w:val="24"/>
         </w:rPr>
       </w:pPr>
-      <w:r>
-        <w:rPr>
-          <w:rFonts w:ascii="Times New Roman" w:hAnsi="Times New Roman"/>
-          <w:sz w:val="24"/>
-          <w:szCs w:val="24"/>
-        </w:rPr>
-        <w:t>7.4. В случае нарушения Лицензионного договора Лицензиат несет полную ответственность по действующему законодательству Российской Федерации, а также лишается права использования Программного обеспечения.</w:t>
-      </w:r>
-    </w:p>
-    <w:p>
-      <w:pPr>
-        <w:suppressAutoHyphens/>
-        <w:spacing w:after="0"/>
-        <w:ind w:firstLine="709"/>
-        <w:jc w:val="both"/>
-        <w:rPr>
-          <w:rFonts w:ascii="Times New Roman" w:eastAsia="Times New Roman" w:hAnsi="Times New Roman" w:cs="Times New Roman"/>
-          <w:sz w:val="24"/>
-          <w:szCs w:val="24"/>
-        </w:rPr>
-      </w:pPr>
     </w:p>
     <w:p>
       <w:pPr>
         <w:keepNext/>
-        <w:numPr>
-          <w:ilvl w:val="0"/>
-          <w:numId w:val="11"/>
-        </w:numPr>
         <w:pBdr>
           <w:top w:val="nil"/>
           <w:left w:val="nil"/>
@@ -2523,6 +2760,7 @@
         </w:pBdr>
         <w:suppressAutoHyphens/>
         <w:spacing w:after="0" w:line="240" w:lineRule="auto"/>
+        <w:ind w:left="900" w:hanging="360"/>
         <w:jc w:val="center"/>
         <w:outlineLvl w:val="2"/>
         <w:rPr>
@@ -2535,13 +2773,24 @@
       </w:pPr>
       <w:r>
         <w:rPr>
-          <w:rFonts w:ascii="Times New Roman" w:hAnsi="Times New Roman"/>
+          <w:rFonts w:ascii="Times New Roman" w:hAnsi="Arial Unicode MS"/>
           <w:b/>
           <w:bCs/>
           <w:sz w:val="24"/>
           <w:szCs w:val="24"/>
         </w:rPr>
-        <w:t xml:space="preserve"> Изменение и расторжение Лицензионного договора</w:t>
+        <w:lastRenderedPageBreak/>
+        <w:t>9.</w:t>
+      </w:r>
+      <w:r>
+        <w:rPr>
+          <w:rFonts w:ascii="Times New Roman" w:hAnsi="Times New Roman"/>
+          <w:b/>
+          <w:bCs/>
+          <w:sz w:val="24"/>
+          <w:szCs w:val="24"/>
+        </w:rPr>
+        <w:t xml:space="preserve"> Порядок разрешения споров</w:t>
       </w:r>
     </w:p>
     <w:p>
@@ -2562,32 +2811,7 @@
           <w:sz w:val="24"/>
           <w:szCs w:val="24"/>
         </w:rPr>
-        <w:t>8.1.</w:t>
-      </w:r>
-      <w:r>
-        <w:rPr>
-          <w:rFonts w:ascii="Times New Roman" w:hAnsi="Times New Roman"/>
-          <w:sz w:val="24"/>
-          <w:szCs w:val="24"/>
-        </w:rPr>
-        <w:tab/>
-        <w:t>Любые изменения и дополнения, вносимые в Лицензионный договор, оформляются дополнительными соглашениями, подписываемыми Лицензиаром и</w:t>
-      </w:r>
-      <w:r>
-        <w:rPr>
-          <w:rFonts w:ascii="Times New Roman" w:hAnsi="Times New Roman"/>
-          <w:sz w:val="24"/>
-          <w:szCs w:val="24"/>
-        </w:rPr>
-        <w:t> </w:t>
-      </w:r>
-      <w:r>
-        <w:rPr>
-          <w:rFonts w:ascii="Times New Roman" w:hAnsi="Times New Roman"/>
-          <w:sz w:val="24"/>
-          <w:szCs w:val="24"/>
-        </w:rPr>
-        <w:t>Лицензиатом, и являющимися его неотъемлемыми частями.</w:t>
+        <w:t>9.1. Все споры и разногласия, возникшие в связи с исполнением настоящего Лицензионного договора, его изменением, расторжением или признанием недействительным, Стороны будут стремиться решить путем переговоров, а достигнутые договоренности оформлять в виде дополнительных соглашений, подписанных Сторонами и скрепленных печатями (при наличии).</w:t>
       </w:r>
     </w:p>
     <w:p>
@@ -2608,16 +2832,32 @@
           <w:sz w:val="24"/>
           <w:szCs w:val="24"/>
         </w:rPr>
-        <w:t>8.2.</w:t>
-      </w:r>
-      <w:r>
-        <w:rPr>
-          <w:rFonts w:ascii="Times New Roman" w:hAnsi="Times New Roman"/>
-          <w:sz w:val="24"/>
-          <w:szCs w:val="24"/>
-        </w:rPr>
-        <w:tab/>
-        <w:t>Лицензионный договор может быть расторгнут по основаниям и в порядке, установленным действующим законодательством Российской Федерации. Любые изменения и/или дополнения к Лицензионному договору действительны только в том случае, если они совершены в письменной форме и подписаны уполномоченными представителями обеих Сторон.</w:t>
+        <w:t xml:space="preserve">9.2. В случае недостижения взаимного согласия, споры по настоящему Лицензионному договору разрешаются в Арбитражном суде </w:t>
+      </w:r>
+      <w:r>
+        <w:rPr>
+          <w:rFonts w:ascii="Times New Roman" w:eastAsia="Times New Roman" w:hAnsi="Times New Roman" w:cs="Times New Roman"/>
+          <w:sz w:val="24"/>
+          <w:szCs w:val="24"/>
+          <w:lang w:eastAsia="ru-RU"/>
+        </w:rPr>
+        <w:t xml:space="preserve">Ростовской </w:t>
+      </w:r>
+      <w:r>
+        <w:rPr>
+          <w:rFonts w:ascii="Times New Roman" w:hAnsi="Times New Roman" w:cs="Times New Roman"/>
+          <w:sz w:val="24"/>
+          <w:szCs w:val="24"/>
+        </w:rPr>
+        <w:t>области</w:t>
+      </w:r>
+      <w:r>
+        <w:rPr>
+          <w:rFonts w:ascii="Times New Roman" w:hAnsi="Times New Roman"/>
+          <w:sz w:val="24"/>
+          <w:szCs w:val="24"/>
+        </w:rPr>
+        <w:t>.</w:t>
       </w:r>
     </w:p>
     <w:p>
@@ -2625,52 +2865,6 @@
         <w:suppressAutoHyphens/>
         <w:spacing w:after="0"/>
         <w:ind w:firstLine="720"/>
-        <w:jc w:val="both"/>
-        <w:rPr>
-          <w:rFonts w:ascii="Times New Roman" w:eastAsia="Times New Roman" w:hAnsi="Times New Roman" w:cs="Times New Roman"/>
-          <w:sz w:val="24"/>
-          <w:szCs w:val="24"/>
-        </w:rPr>
-      </w:pPr>
-      <w:r>
-        <w:rPr>
-          <w:rFonts w:ascii="Times New Roman" w:hAnsi="Times New Roman"/>
-          <w:sz w:val="24"/>
-          <w:szCs w:val="24"/>
-        </w:rPr>
-        <w:t>8.3</w:t>
-      </w:r>
-      <w:r>
-        <w:rPr>
-          <w:rFonts w:ascii="Times New Roman" w:hAnsi="Times New Roman"/>
-          <w:sz w:val="24"/>
-          <w:szCs w:val="24"/>
-        </w:rPr>
-        <w:tab/>
-        <w:t xml:space="preserve">Стороны обязуются в течение 3 (трех) рабочих дней </w:t>
-      </w:r>
-      <w:r>
-        <w:rPr>
-          <w:rFonts w:ascii="Times New Roman" w:eastAsia="Times New Roman" w:hAnsi="Times New Roman" w:cs="Times New Roman"/>
-          <w:sz w:val="24"/>
-          <w:szCs w:val="20"/>
-        </w:rPr>
-        <w:t xml:space="preserve">с даты </w:t>
-      </w:r>
-      <w:r>
-        <w:rPr>
-          <w:rFonts w:ascii="Times New Roman" w:hAnsi="Times New Roman"/>
-          <w:sz w:val="24"/>
-          <w:szCs w:val="24"/>
-        </w:rPr>
-        <w:t>изменения уведомлять друг друга об изменении своих реквизитов (адреса, банковских реквизитов, телефонных номеров и пр.). В противном случае документы (либо иная информация), переданные по указанным в Лицензионном договоре реквизитам, считаются полученными (т.е. надлежащим образом переданными).</w:t>
-      </w:r>
-    </w:p>
-    <w:p>
-      <w:pPr>
-        <w:suppressAutoHyphens/>
-        <w:spacing w:after="0"/>
-        <w:jc w:val="both"/>
         <w:rPr>
           <w:rFonts w:ascii="Times New Roman" w:eastAsia="Times New Roman" w:hAnsi="Times New Roman" w:cs="Times New Roman"/>
           <w:sz w:val="24"/>
@@ -2681,10 +2875,6 @@
     <w:p>
       <w:pPr>
         <w:keepNext/>
-        <w:numPr>
-          <w:ilvl w:val="0"/>
-          <w:numId w:val="11"/>
-        </w:numPr>
         <w:pBdr>
           <w:top w:val="nil"/>
           <w:left w:val="nil"/>
@@ -2695,6 +2885,7 @@
         </w:pBdr>
         <w:suppressAutoHyphens/>
         <w:spacing w:after="0" w:line="240" w:lineRule="auto"/>
+        <w:ind w:left="896" w:hanging="357"/>
         <w:jc w:val="center"/>
         <w:outlineLvl w:val="2"/>
         <w:rPr>
@@ -2707,14 +2898,23 @@
       </w:pPr>
       <w:r>
         <w:rPr>
-          <w:rFonts w:ascii="Times New Roman" w:hAnsi="Times New Roman"/>
+          <w:rFonts w:ascii="Times New Roman" w:hAnsi="Arial Unicode MS"/>
           <w:b/>
           <w:bCs/>
           <w:sz w:val="24"/>
           <w:szCs w:val="24"/>
         </w:rPr>
-        <w:lastRenderedPageBreak/>
-        <w:t xml:space="preserve"> Порядок разрешения споров</w:t>
+        <w:t>10.</w:t>
+      </w:r>
+      <w:r>
+        <w:rPr>
+          <w:rFonts w:ascii="Times New Roman" w:hAnsi="Times New Roman"/>
+          <w:b/>
+          <w:bCs/>
+          <w:sz w:val="24"/>
+          <w:szCs w:val="24"/>
+        </w:rPr>
+        <w:t>Прочие условия</w:t>
       </w:r>
     </w:p>
     <w:p>
@@ -2735,7 +2935,32 @@
           <w:sz w:val="24"/>
           <w:szCs w:val="24"/>
         </w:rPr>
-        <w:t>9.1. Все споры и разногласия, возникшие в связи с исполнением настоящего Лицензионного договора, его изменением, расторжением или признанием недействительным, Стороны будут стремиться решить путем переговоров, а достигнутые договоренности оформлять в виде дополнительных соглашений, подписанных Сторонами и скрепленных печатями (при наличии).</w:t>
+        <w:t>10.1.</w:t>
+      </w:r>
+      <w:r>
+        <w:rPr>
+          <w:rFonts w:ascii="Times New Roman" w:hAnsi="Times New Roman"/>
+          <w:sz w:val="24"/>
+          <w:szCs w:val="24"/>
+        </w:rPr>
+        <w:tab/>
+        <w:t>Все вопросы, не урегулированные в Лицензионном договоре, разрешаются в</w:t>
+      </w:r>
+      <w:r>
+        <w:rPr>
+          <w:rFonts w:ascii="Times New Roman" w:hAnsi="Times New Roman"/>
+          <w:sz w:val="24"/>
+          <w:szCs w:val="24"/>
+        </w:rPr>
+        <w:t> </w:t>
+      </w:r>
+      <w:r>
+        <w:rPr>
+          <w:rFonts w:ascii="Times New Roman" w:hAnsi="Times New Roman"/>
+          <w:sz w:val="24"/>
+          <w:szCs w:val="24"/>
+        </w:rPr>
+        <w:t>соответствии с Соглашением, а также действующим законодательством Российской Федерации.</w:t>
       </w:r>
     </w:p>
     <w:p>
@@ -2756,32 +2981,16 @@
           <w:sz w:val="24"/>
           <w:szCs w:val="24"/>
         </w:rPr>
-        <w:t xml:space="preserve">9.2. В случае недостижения взаимного согласия, споры по настоящему Лицензионному договору разрешаются в Арбитражном суде </w:t>
-      </w:r>
-      <w:r>
-        <w:rPr>
-          <w:rFonts w:ascii="Times New Roman" w:eastAsia="Times New Roman" w:hAnsi="Times New Roman" w:cs="Times New Roman"/>
-          <w:sz w:val="24"/>
-          <w:szCs w:val="24"/>
-          <w:lang w:eastAsia="ru-RU"/>
-        </w:rPr>
-        <w:t xml:space="preserve">Ростовской </w:t>
-      </w:r>
-      <w:r>
-        <w:rPr>
-          <w:rFonts w:ascii="Times New Roman" w:hAnsi="Times New Roman" w:cs="Times New Roman"/>
-          <w:sz w:val="24"/>
-          <w:szCs w:val="24"/>
-        </w:rPr>
-        <w:t>области</w:t>
-      </w:r>
-      <w:r>
-        <w:rPr>
-          <w:rFonts w:ascii="Times New Roman" w:hAnsi="Times New Roman"/>
-          <w:sz w:val="24"/>
-          <w:szCs w:val="24"/>
-        </w:rPr>
-        <w:t>.</w:t>
+        <w:t>10.2.</w:t>
+      </w:r>
+      <w:r>
+        <w:rPr>
+          <w:rFonts w:ascii="Times New Roman" w:hAnsi="Times New Roman"/>
+          <w:sz w:val="24"/>
+          <w:szCs w:val="24"/>
+        </w:rPr>
+        <w:tab/>
+        <w:t xml:space="preserve">Лицензионный договор составлен в 2 (двух) экземплярах на русском языке, по одному для каждой из Сторон. Экземпляры идентичны и имеют одинаковую юридическую силу. </w:t>
       </w:r>
     </w:p>
     <w:p>
@@ -2799,10 +3008,6 @@
     <w:p>
       <w:pPr>
         <w:keepNext/>
-        <w:numPr>
-          <w:ilvl w:val="0"/>
-          <w:numId w:val="13"/>
-        </w:numPr>
         <w:pBdr>
           <w:top w:val="nil"/>
           <w:left w:val="nil"/>
@@ -2813,6 +3018,7 @@
         </w:pBdr>
         <w:suppressAutoHyphens/>
         <w:spacing w:after="0" w:line="240" w:lineRule="auto"/>
+        <w:ind w:left="896" w:hanging="357"/>
         <w:jc w:val="center"/>
         <w:outlineLvl w:val="2"/>
         <w:rPr>
@@ -2825,130 +3031,14 @@
       </w:pPr>
       <w:r>
         <w:rPr>
-          <w:rFonts w:ascii="Times New Roman" w:hAnsi="Times New Roman"/>
+          <w:rFonts w:ascii="Times New Roman" w:hAnsi="Arial Unicode MS"/>
           <w:b/>
           <w:bCs/>
           <w:sz w:val="24"/>
           <w:szCs w:val="24"/>
         </w:rPr>
-        <w:t>Прочие условия</w:t>
-      </w:r>
-    </w:p>
-    <w:p>
-      <w:pPr>
-        <w:suppressAutoHyphens/>
-        <w:spacing w:after="0"/>
-        <w:ind w:firstLine="720"/>
-        <w:jc w:val="both"/>
-        <w:rPr>
-          <w:rFonts w:ascii="Times New Roman" w:eastAsia="Times New Roman" w:hAnsi="Times New Roman" w:cs="Times New Roman"/>
-          <w:sz w:val="24"/>
-          <w:szCs w:val="24"/>
-        </w:rPr>
-      </w:pPr>
-      <w:r>
-        <w:rPr>
-          <w:rFonts w:ascii="Times New Roman" w:hAnsi="Times New Roman"/>
-          <w:sz w:val="24"/>
-          <w:szCs w:val="24"/>
-        </w:rPr>
-        <w:t>10.1.</w:t>
-      </w:r>
-      <w:r>
-        <w:rPr>
-          <w:rFonts w:ascii="Times New Roman" w:hAnsi="Times New Roman"/>
-          <w:sz w:val="24"/>
-          <w:szCs w:val="24"/>
-        </w:rPr>
-        <w:tab/>
-        <w:t>Все вопросы, не урегулированные в Лицензионном договоре, разрешаются в</w:t>
-      </w:r>
-      <w:r>
-        <w:rPr>
-          <w:rFonts w:ascii="Times New Roman" w:hAnsi="Times New Roman"/>
-          <w:sz w:val="24"/>
-          <w:szCs w:val="24"/>
-        </w:rPr>
-        <w:t> </w:t>
-      </w:r>
-      <w:r>
-        <w:rPr>
-          <w:rFonts w:ascii="Times New Roman" w:hAnsi="Times New Roman"/>
-          <w:sz w:val="24"/>
-          <w:szCs w:val="24"/>
-        </w:rPr>
-        <w:t>соответствии с Соглашением, а также действующим законодательством Российской Федерации.</w:t>
-      </w:r>
-    </w:p>
-    <w:p>
-      <w:pPr>
-        <w:suppressAutoHyphens/>
-        <w:spacing w:after="0"/>
-        <w:ind w:firstLine="720"/>
-        <w:jc w:val="both"/>
-        <w:rPr>
-          <w:rFonts w:ascii="Times New Roman" w:eastAsia="Times New Roman" w:hAnsi="Times New Roman" w:cs="Times New Roman"/>
-          <w:sz w:val="24"/>
-          <w:szCs w:val="24"/>
-        </w:rPr>
-      </w:pPr>
-      <w:r>
-        <w:rPr>
-          <w:rFonts w:ascii="Times New Roman" w:hAnsi="Times New Roman"/>
-          <w:sz w:val="24"/>
-          <w:szCs w:val="24"/>
-        </w:rPr>
-        <w:t>10.2.</w:t>
-      </w:r>
-      <w:r>
-        <w:rPr>
-          <w:rFonts w:ascii="Times New Roman" w:hAnsi="Times New Roman"/>
-          <w:sz w:val="24"/>
-          <w:szCs w:val="24"/>
-        </w:rPr>
-        <w:tab/>
-        <w:t xml:space="preserve">Лицензионный договор составлен в 2 (двух) экземплярах на русском языке, по одному для каждой из Сторон. Экземпляры идентичны и имеют одинаковую юридическую силу. </w:t>
-      </w:r>
-    </w:p>
-    <w:p>
-      <w:pPr>
-        <w:suppressAutoHyphens/>
-        <w:spacing w:after="0"/>
-        <w:ind w:firstLine="720"/>
-        <w:rPr>
-          <w:rFonts w:ascii="Times New Roman" w:eastAsia="Times New Roman" w:hAnsi="Times New Roman" w:cs="Times New Roman"/>
-          <w:sz w:val="24"/>
-          <w:szCs w:val="24"/>
-        </w:rPr>
-      </w:pPr>
-    </w:p>
-    <w:p>
-      <w:pPr>
-        <w:keepNext/>
-        <w:numPr>
-          <w:ilvl w:val="0"/>
-          <w:numId w:val="13"/>
-        </w:numPr>
-        <w:pBdr>
-          <w:top w:val="nil"/>
-          <w:left w:val="nil"/>
-          <w:bottom w:val="nil"/>
-          <w:right w:val="nil"/>
-          <w:between w:val="nil"/>
-          <w:bar w:val="nil"/>
-        </w:pBdr>
-        <w:suppressAutoHyphens/>
-        <w:spacing w:after="0" w:line="240" w:lineRule="auto"/>
-        <w:jc w:val="center"/>
-        <w:outlineLvl w:val="2"/>
-        <w:rPr>
-          <w:rFonts w:ascii="Times New Roman" w:hAnsi="Times New Roman"/>
-          <w:b/>
-          <w:bCs/>
-          <w:sz w:val="24"/>
-          <w:szCs w:val="24"/>
-        </w:rPr>
-      </w:pPr>
+        <w:t>11.</w:t>
+      </w:r>
       <w:r>
         <w:rPr>
           <w:rFonts w:ascii="Times New Roman" w:hAnsi="Times New Roman"/>
@@ -4411,7 +4501,6 @@
           <w:sz w:val="24"/>
           <w:szCs w:val="24"/>
         </w:rPr>
-        <w:lastRenderedPageBreak/>
         <w:t>Приложение № 2</w:t>
       </w:r>
     </w:p>
@@ -5655,7 +5744,6 @@
           <w:sz w:val="24"/>
           <w:szCs w:val="24"/>
         </w:rPr>
-        <w:lastRenderedPageBreak/>
         <w:t xml:space="preserve">6. Настоящий акт подписан в 2 (двух) экземплярах на русском языке, по одному для каждой из Сторон. </w:t>
       </w:r>
     </w:p>
@@ -6375,7 +6463,6 @@
               </w:rPr>
               <w:t>Общество с ограниченной ответственностью «</w:t>
             </w:r>
-            <w:bookmarkStart w:id="2" w:name="_GoBack"/>
             <w:r>
               <w:rPr>
                 <w:rFonts w:ascii="Times New Roman" w:eastAsia="Times New Roman" w:hAnsi="Times New Roman" w:cs="Times New Roman"/>
@@ -6384,7 +6471,6 @@
               </w:rPr>
               <w:t>УРБАНТЕХ СЕВЕРО-ЗАПАД</w:t>
             </w:r>
-            <w:bookmarkEnd w:id="2"/>
             <w:r>
               <w:rPr>
                 <w:rFonts w:ascii="Times New Roman" w:eastAsia="Times New Roman" w:hAnsi="Times New Roman" w:cs="Times New Roman"/>
@@ -6521,7 +6607,7 @@
 </file>
 
 <file path=word/endnotes.xml><?xml version="1.0" encoding="utf-8"?>
-<w:endnotes xmlns:wpc="http://schemas.microsoft.com/office/word/2010/wordprocessingCanvas" xmlns:mc="http://schemas.openxmlformats.org/markup-compatibility/2006" xmlns:o="urn:schemas-microsoft-com:office:office" xmlns:r="http://schemas.openxmlformats.org/officeDocument/2006/relationships" xmlns:m="http://schemas.openxmlformats.org/officeDocument/2006/math" xmlns:v="urn:schemas-microsoft-com:vml" xmlns:wp14="http://schemas.microsoft.com/office/word/2010/wordprocessingDrawing" xmlns:wp="http://schemas.openxmlformats.org/drawingml/2006/wordprocessingDrawing" xmlns:w10="urn:schemas-microsoft-com:office:word" xmlns:w="http://schemas.openxmlformats.org/wordprocessingml/2006/main" xmlns:w14="http://schemas.microsoft.com/office/word/2010/wordml" xmlns:w15="http://schemas.microsoft.com/office/word/2012/wordml" xmlns:wpg="http://schemas.microsoft.com/office/word/2010/wordprocessingGroup" xmlns:wpi="http://schemas.microsoft.com/office/word/2010/wordprocessingInk" xmlns:wne="http://schemas.microsoft.com/office/word/2006/wordml" xmlns:wps="http://schemas.microsoft.com/office/word/2010/wordprocessingShape" mc:Ignorable="w14 w15 wp14">
+<w:endnotes xmlns:wpc="http://schemas.microsoft.com/office/word/2010/wordprocessingCanvas" xmlns:cx="http://schemas.microsoft.com/office/drawing/2014/chartex" xmlns:cx1="http://schemas.microsoft.com/office/drawing/2015/9/8/chartex" xmlns:cx2="http://schemas.microsoft.com/office/drawing/2015/10/21/chartex" xmlns:cx3="http://schemas.microsoft.com/office/drawing/2016/5/9/chartex" xmlns:cx4="http://schemas.microsoft.com/office/drawing/2016/5/10/chartex" xmlns:cx5="http://schemas.microsoft.com/office/drawing/2016/5/11/chartex" xmlns:cx6="http://schemas.microsoft.com/office/drawing/2016/5/12/chartex" xmlns:cx7="http://schemas.microsoft.com/office/drawing/2016/5/13/chartex" xmlns:cx8="http://schemas.microsoft.com/office/drawing/2016/5/14/chartex" xmlns:mc="http://schemas.openxmlformats.org/markup-compatibility/2006" xmlns:aink="http://schemas.microsoft.com/office/drawing/2016/ink" xmlns:am3d="http://schemas.microsoft.com/office/drawing/2017/model3d" xmlns:o="urn:schemas-microsoft-com:office:office" xmlns:oel="http://schemas.microsoft.com/office/2019/extlst" xmlns:r="http://schemas.openxmlformats.org/officeDocument/2006/relationships" xmlns:m="http://schemas.openxmlformats.org/officeDocument/2006/math" xmlns:v="urn:schemas-microsoft-com:vml" xmlns:wp14="http://schemas.microsoft.com/office/word/2010/wordprocessingDrawing" xmlns:wp="http://schemas.openxmlformats.org/drawingml/2006/wordprocessingDrawing" xmlns:w10="urn:schemas-microsoft-com:office:word" xmlns:w="http://schemas.openxmlformats.org/wordprocessingml/2006/main" xmlns:w14="http://schemas.microsoft.com/office/word/2010/wordml" xmlns:w15="http://schemas.microsoft.com/office/word/2012/wordml" xmlns:w16cex="http://schemas.microsoft.com/office/word/2018/wordml/cex" xmlns:w16cid="http://schemas.microsoft.com/office/word/2016/wordml/cid" xmlns:w16="http://schemas.microsoft.com/office/word/2018/wordml" xmlns:w16du="http://schemas.microsoft.com/office/word/2023/wordml/word16du" xmlns:w16sdtdh="http://schemas.microsoft.com/office/word/2020/wordml/sdtdatahash" xmlns:w16sdtfl="http://schemas.microsoft.com/office/word/2024/wordml/sdtformatlock" xmlns:w16se="http://schemas.microsoft.com/office/word/2015/wordml/symex" xmlns:wpg="http://schemas.microsoft.com/office/word/2010/wordprocessingGroup" xmlns:wpi="http://schemas.microsoft.com/office/word/2010/wordprocessingInk" xmlns:wne="http://schemas.microsoft.com/office/word/2006/wordml" xmlns:wps="http://schemas.microsoft.com/office/word/2010/wordprocessingShape" mc:Ignorable="w14 w15 w16se w16cid w16 w16cex w16sdtdh w16sdtfl w16du wp14">
   <w:endnote w:type="separator" w:id="-1">
     <w:p>
       <w:pPr>
@@ -6546,7 +6632,7 @@
 </file>
 
 <file path=word/footer1.xml><?xml version="1.0" encoding="utf-8"?>
-<w:ftr xmlns:wpc="http://schemas.microsoft.com/office/word/2010/wordprocessingCanvas" xmlns:mc="http://schemas.openxmlformats.org/markup-compatibility/2006" xmlns:o="urn:schemas-microsoft-com:office:office" xmlns:r="http://schemas.openxmlformats.org/officeDocument/2006/relationships" xmlns:m="http://schemas.openxmlformats.org/officeDocument/2006/math" xmlns:v="urn:schemas-microsoft-com:vml" xmlns:wp14="http://schemas.microsoft.com/office/word/2010/wordprocessingDrawing" xmlns:wp="http://schemas.openxmlformats.org/drawingml/2006/wordprocessingDrawing" xmlns:w10="urn:schemas-microsoft-com:office:word" xmlns:w="http://schemas.openxmlformats.org/wordprocessingml/2006/main" xmlns:w14="http://schemas.microsoft.com/office/word/2010/wordml" xmlns:w15="http://schemas.microsoft.com/office/word/2012/wordml" xmlns:wpg="http://schemas.microsoft.com/office/word/2010/wordprocessingGroup" xmlns:wpi="http://schemas.microsoft.com/office/word/2010/wordprocessingInk" xmlns:wne="http://schemas.microsoft.com/office/word/2006/wordml" xmlns:wps="http://schemas.microsoft.com/office/word/2010/wordprocessingShape" mc:Ignorable="w14 w15 wp14">
+<w:ftr xmlns:wpc="http://schemas.microsoft.com/office/word/2010/wordprocessingCanvas" xmlns:cx="http://schemas.microsoft.com/office/drawing/2014/chartex" xmlns:cx1="http://schemas.microsoft.com/office/drawing/2015/9/8/chartex" xmlns:cx2="http://schemas.microsoft.com/office/drawing/2015/10/21/chartex" xmlns:cx3="http://schemas.microsoft.com/office/drawing/2016/5/9/chartex" xmlns:cx4="http://schemas.microsoft.com/office/drawing/2016/5/10/chartex" xmlns:cx5="http://schemas.microsoft.com/office/drawing/2016/5/11/chartex" xmlns:cx6="http://schemas.microsoft.com/office/drawing/2016/5/12/chartex" xmlns:cx7="http://schemas.microsoft.com/office/drawing/2016/5/13/chartex" xmlns:cx8="http://schemas.microsoft.com/office/drawing/2016/5/14/chartex" xmlns:mc="http://schemas.openxmlformats.org/markup-compatibility/2006" xmlns:aink="http://schemas.microsoft.com/office/drawing/2016/ink" xmlns:am3d="http://schemas.microsoft.com/office/drawing/2017/model3d" xmlns:o="urn:schemas-microsoft-com:office:office" xmlns:oel="http://schemas.microsoft.com/office/2019/extlst" xmlns:r="http://schemas.openxmlformats.org/officeDocument/2006/relationships" xmlns:m="http://schemas.openxmlformats.org/officeDocument/2006/math" xmlns:v="urn:schemas-microsoft-com:vml" xmlns:wp14="http://schemas.microsoft.com/office/word/2010/wordprocessingDrawing" xmlns:wp="http://schemas.openxmlformats.org/drawingml/2006/wordprocessingDrawing" xmlns:w10="urn:schemas-microsoft-com:office:word" xmlns:w="http://schemas.openxmlformats.org/wordprocessingml/2006/main" xmlns:w14="http://schemas.microsoft.com/office/word/2010/wordml" xmlns:w15="http://schemas.microsoft.com/office/word/2012/wordml" xmlns:w16cex="http://schemas.microsoft.com/office/word/2018/wordml/cex" xmlns:w16cid="http://schemas.microsoft.com/office/word/2016/wordml/cid" xmlns:w16="http://schemas.microsoft.com/office/word/2018/wordml" xmlns:w16du="http://schemas.microsoft.com/office/word/2023/wordml/word16du" xmlns:w16sdtdh="http://schemas.microsoft.com/office/word/2020/wordml/sdtdatahash" xmlns:w16sdtfl="http://schemas.microsoft.com/office/word/2024/wordml/sdtformatlock" xmlns:w16se="http://schemas.microsoft.com/office/word/2015/wordml/symex" xmlns:wpg="http://schemas.microsoft.com/office/word/2010/wordprocessingGroup" xmlns:wpi="http://schemas.microsoft.com/office/word/2010/wordprocessingInk" xmlns:wne="http://schemas.microsoft.com/office/word/2006/wordml" xmlns:wps="http://schemas.microsoft.com/office/word/2010/wordprocessingShape" mc:Ignorable="w14 w15 w16se w16cid w16 w16cex w16sdtdh w16sdtfl w16du wp14">
   <w:sdt>
     <w:sdtPr>
       <w:id w:val="-32963577"/>
@@ -6592,7 +6678,7 @@
 </file>
 
 <file path=word/footer2.xml><?xml version="1.0" encoding="utf-8"?>
-<w:ftr xmlns:wpc="http://schemas.microsoft.com/office/word/2010/wordprocessingCanvas" xmlns:mc="http://schemas.openxmlformats.org/markup-compatibility/2006" xmlns:o="urn:schemas-microsoft-com:office:office" xmlns:r="http://schemas.openxmlformats.org/officeDocument/2006/relationships" xmlns:m="http://schemas.openxmlformats.org/officeDocument/2006/math" xmlns:v="urn:schemas-microsoft-com:vml" xmlns:wp14="http://schemas.microsoft.com/office/word/2010/wordprocessingDrawing" xmlns:wp="http://schemas.openxmlformats.org/drawingml/2006/wordprocessingDrawing" xmlns:w10="urn:schemas-microsoft-com:office:word" xmlns:w="http://schemas.openxmlformats.org/wordprocessingml/2006/main" xmlns:w14="http://schemas.microsoft.com/office/word/2010/wordml" xmlns:w15="http://schemas.microsoft.com/office/word/2012/wordml" xmlns:wpg="http://schemas.microsoft.com/office/word/2010/wordprocessingGroup" xmlns:wpi="http://schemas.microsoft.com/office/word/2010/wordprocessingInk" xmlns:wne="http://schemas.microsoft.com/office/word/2006/wordml" xmlns:wps="http://schemas.microsoft.com/office/word/2010/wordprocessingShape" mc:Ignorable="w14 w15 wp14">
+<w:ftr xmlns:wpc="http://schemas.microsoft.com/office/word/2010/wordprocessingCanvas" xmlns:cx="http://schemas.microsoft.com/office/drawing/2014/chartex" xmlns:cx1="http://schemas.microsoft.com/office/drawing/2015/9/8/chartex" xmlns:cx2="http://schemas.microsoft.com/office/drawing/2015/10/21/chartex" xmlns:cx3="http://schemas.microsoft.com/office/drawing/2016/5/9/chartex" xmlns:cx4="http://schemas.microsoft.com/office/drawing/2016/5/10/chartex" xmlns:cx5="http://schemas.microsoft.com/office/drawing/2016/5/11/chartex" xmlns:cx6="http://schemas.microsoft.com/office/drawing/2016/5/12/chartex" xmlns:cx7="http://schemas.microsoft.com/office/drawing/2016/5/13/chartex" xmlns:cx8="http://schemas.microsoft.com/office/drawing/2016/5/14/chartex" xmlns:mc="http://schemas.openxmlformats.org/markup-compatibility/2006" xmlns:aink="http://schemas.microsoft.com/office/drawing/2016/ink" xmlns:am3d="http://schemas.microsoft.com/office/drawing/2017/model3d" xmlns:o="urn:schemas-microsoft-com:office:office" xmlns:oel="http://schemas.microsoft.com/office/2019/extlst" xmlns:r="http://schemas.openxmlformats.org/officeDocument/2006/relationships" xmlns:m="http://schemas.openxmlformats.org/officeDocument/2006/math" xmlns:v="urn:schemas-microsoft-com:vml" xmlns:wp14="http://schemas.microsoft.com/office/word/2010/wordprocessingDrawing" xmlns:wp="http://schemas.openxmlformats.org/drawingml/2006/wordprocessingDrawing" xmlns:w10="urn:schemas-microsoft-com:office:word" xmlns:w="http://schemas.openxmlformats.org/wordprocessingml/2006/main" xmlns:w14="http://schemas.microsoft.com/office/word/2010/wordml" xmlns:w15="http://schemas.microsoft.com/office/word/2012/wordml" xmlns:w16cex="http://schemas.microsoft.com/office/word/2018/wordml/cex" xmlns:w16cid="http://schemas.microsoft.com/office/word/2016/wordml/cid" xmlns:w16="http://schemas.microsoft.com/office/word/2018/wordml" xmlns:w16du="http://schemas.microsoft.com/office/word/2023/wordml/word16du" xmlns:w16sdtdh="http://schemas.microsoft.com/office/word/2020/wordml/sdtdatahash" xmlns:w16sdtfl="http://schemas.microsoft.com/office/word/2024/wordml/sdtformatlock" xmlns:w16se="http://schemas.microsoft.com/office/word/2015/wordml/symex" xmlns:wpg="http://schemas.microsoft.com/office/word/2010/wordprocessingGroup" xmlns:wpi="http://schemas.microsoft.com/office/word/2010/wordprocessingInk" xmlns:wne="http://schemas.microsoft.com/office/word/2006/wordml" xmlns:wps="http://schemas.microsoft.com/office/word/2010/wordprocessingShape" mc:Ignorable="w14 w15 w16se w16cid w16 w16cex w16sdtdh w16sdtfl w16du wp14">
   <w:p>
     <w:pPr>
       <w:pStyle w:val="af"/>
@@ -6602,7 +6688,7 @@
 </file>
 
 <file path=word/footnotes.xml><?xml version="1.0" encoding="utf-8"?>
-<w:footnotes xmlns:wpc="http://schemas.microsoft.com/office/word/2010/wordprocessingCanvas" xmlns:mc="http://schemas.openxmlformats.org/markup-compatibility/2006" xmlns:o="urn:schemas-microsoft-com:office:office" xmlns:r="http://schemas.openxmlformats.org/officeDocument/2006/relationships" xmlns:m="http://schemas.openxmlformats.org/officeDocument/2006/math" xmlns:v="urn:schemas-microsoft-com:vml" xmlns:wp14="http://schemas.microsoft.com/office/word/2010/wordprocessingDrawing" xmlns:wp="http://schemas.openxmlformats.org/drawingml/2006/wordprocessingDrawing" xmlns:w10="urn:schemas-microsoft-com:office:word" xmlns:w="http://schemas.openxmlformats.org/wordprocessingml/2006/main" xmlns:w14="http://schemas.microsoft.com/office/word/2010/wordml" xmlns:w15="http://schemas.microsoft.com/office/word/2012/wordml" xmlns:wpg="http://schemas.microsoft.com/office/word/2010/wordprocessingGroup" xmlns:wpi="http://schemas.microsoft.com/office/word/2010/wordprocessingInk" xmlns:wne="http://schemas.microsoft.com/office/word/2006/wordml" xmlns:wps="http://schemas.microsoft.com/office/word/2010/wordprocessingShape" mc:Ignorable="w14 w15 wp14">
+<w:footnotes xmlns:wpc="http://schemas.microsoft.com/office/word/2010/wordprocessingCanvas" xmlns:cx="http://schemas.microsoft.com/office/drawing/2014/chartex" xmlns:cx1="http://schemas.microsoft.com/office/drawing/2015/9/8/chartex" xmlns:cx2="http://schemas.microsoft.com/office/drawing/2015/10/21/chartex" xmlns:cx3="http://schemas.microsoft.com/office/drawing/2016/5/9/chartex" xmlns:cx4="http://schemas.microsoft.com/office/drawing/2016/5/10/chartex" xmlns:cx5="http://schemas.microsoft.com/office/drawing/2016/5/11/chartex" xmlns:cx6="http://schemas.microsoft.com/office/drawing/2016/5/12/chartex" xmlns:cx7="http://schemas.microsoft.com/office/drawing/2016/5/13/chartex" xmlns:cx8="http://schemas.microsoft.com/office/drawing/2016/5/14/chartex" xmlns:mc="http://schemas.openxmlformats.org/markup-compatibility/2006" xmlns:aink="http://schemas.microsoft.com/office/drawing/2016/ink" xmlns:am3d="http://schemas.microsoft.com/office/drawing/2017/model3d" xmlns:o="urn:schemas-microsoft-com:office:office" xmlns:oel="http://schemas.microsoft.com/office/2019/extlst" xmlns:r="http://schemas.openxmlformats.org/officeDocument/2006/relationships" xmlns:m="http://schemas.openxmlformats.org/officeDocument/2006/math" xmlns:v="urn:schemas-microsoft-com:vml" xmlns:wp14="http://schemas.microsoft.com/office/word/2010/wordprocessingDrawing" xmlns:wp="http://schemas.openxmlformats.org/drawingml/2006/wordprocessingDrawing" xmlns:w10="urn:schemas-microsoft-com:office:word" xmlns:w="http://schemas.openxmlformats.org/wordprocessingml/2006/main" xmlns:w14="http://schemas.microsoft.com/office/word/2010/wordml" xmlns:w15="http://schemas.microsoft.com/office/word/2012/wordml" xmlns:w16cex="http://schemas.microsoft.com/office/word/2018/wordml/cex" xmlns:w16cid="http://schemas.microsoft.com/office/word/2016/wordml/cid" xmlns:w16="http://schemas.microsoft.com/office/word/2018/wordml" xmlns:w16du="http://schemas.microsoft.com/office/word/2023/wordml/word16du" xmlns:w16sdtdh="http://schemas.microsoft.com/office/word/2020/wordml/sdtdatahash" xmlns:w16sdtfl="http://schemas.microsoft.com/office/word/2024/wordml/sdtformatlock" xmlns:w16se="http://schemas.microsoft.com/office/word/2015/wordml/symex" xmlns:wpg="http://schemas.microsoft.com/office/word/2010/wordprocessingGroup" xmlns:wpi="http://schemas.microsoft.com/office/word/2010/wordprocessingInk" xmlns:wne="http://schemas.microsoft.com/office/word/2006/wordml" xmlns:wps="http://schemas.microsoft.com/office/word/2010/wordprocessingShape" mc:Ignorable="w14 w15 w16se w16cid w16 w16cex w16sdtdh w16sdtfl w16du wp14">
   <w:footnote w:type="separator" w:id="-1">
     <w:p>
       <w:pPr>
@@ -6627,7 +6713,7 @@
 </file>
 
 <file path=word/numbering.xml><?xml version="1.0" encoding="utf-8"?>
-<w:numbering xmlns:wpc="http://schemas.microsoft.com/office/word/2010/wordprocessingCanvas" xmlns:mc="http://schemas.openxmlformats.org/markup-compatibility/2006" xmlns:o="urn:schemas-microsoft-com:office:office" xmlns:r="http://schemas.openxmlformats.org/officeDocument/2006/relationships" xmlns:m="http://schemas.openxmlformats.org/officeDocument/2006/math" xmlns:v="urn:schemas-microsoft-com:vml" xmlns:wp14="http://schemas.microsoft.com/office/word/2010/wordprocessingDrawing" xmlns:wp="http://schemas.openxmlformats.org/drawingml/2006/wordprocessingDrawing" xmlns:w10="urn:schemas-microsoft-com:office:word" xmlns:w="http://schemas.openxmlformats.org/wordprocessingml/2006/main" xmlns:w14="http://schemas.microsoft.com/office/word/2010/wordml" xmlns:w15="http://schemas.microsoft.com/office/word/2012/wordml" xmlns:wpg="http://schemas.microsoft.com/office/word/2010/wordprocessingGroup" xmlns:wpi="http://schemas.microsoft.com/office/word/2010/wordprocessingInk" xmlns:wne="http://schemas.microsoft.com/office/word/2006/wordml" xmlns:wps="http://schemas.microsoft.com/office/word/2010/wordprocessingShape" mc:Ignorable="w14 w15 wp14">
+<w:numbering xmlns:wpc="http://schemas.microsoft.com/office/word/2010/wordprocessingCanvas" xmlns:cx="http://schemas.microsoft.com/office/drawing/2014/chartex" xmlns:cx1="http://schemas.microsoft.com/office/drawing/2015/9/8/chartex" xmlns:cx2="http://schemas.microsoft.com/office/drawing/2015/10/21/chartex" xmlns:cx3="http://schemas.microsoft.com/office/drawing/2016/5/9/chartex" xmlns:cx4="http://schemas.microsoft.com/office/drawing/2016/5/10/chartex" xmlns:cx5="http://schemas.microsoft.com/office/drawing/2016/5/11/chartex" xmlns:cx6="http://schemas.microsoft.com/office/drawing/2016/5/12/chartex" xmlns:cx7="http://schemas.microsoft.com/office/drawing/2016/5/13/chartex" xmlns:cx8="http://schemas.microsoft.com/office/drawing/2016/5/14/chartex" xmlns:mc="http://schemas.openxmlformats.org/markup-compatibility/2006" xmlns:aink="http://schemas.microsoft.com/office/drawing/2016/ink" xmlns:am3d="http://schemas.microsoft.com/office/drawing/2017/model3d" xmlns:o="urn:schemas-microsoft-com:office:office" xmlns:oel="http://schemas.microsoft.com/office/2019/extlst" xmlns:r="http://schemas.openxmlformats.org/officeDocument/2006/relationships" xmlns:m="http://schemas.openxmlformats.org/officeDocument/2006/math" xmlns:v="urn:schemas-microsoft-com:vml" xmlns:wp14="http://schemas.microsoft.com/office/word/2010/wordprocessingDrawing" xmlns:wp="http://schemas.openxmlformats.org/drawingml/2006/wordprocessingDrawing" xmlns:w10="urn:schemas-microsoft-com:office:word" xmlns:w="http://schemas.openxmlformats.org/wordprocessingml/2006/main" xmlns:w14="http://schemas.microsoft.com/office/word/2010/wordml" xmlns:w15="http://schemas.microsoft.com/office/word/2012/wordml" xmlns:w16cex="http://schemas.microsoft.com/office/word/2018/wordml/cex" xmlns:w16cid="http://schemas.microsoft.com/office/word/2016/wordml/cid" xmlns:w16="http://schemas.microsoft.com/office/word/2018/wordml" xmlns:w16du="http://schemas.microsoft.com/office/word/2023/wordml/word16du" xmlns:w16sdtdh="http://schemas.microsoft.com/office/word/2020/wordml/sdtdatahash" xmlns:w16sdtfl="http://schemas.microsoft.com/office/word/2024/wordml/sdtformatlock" xmlns:w16se="http://schemas.microsoft.com/office/word/2015/wordml/symex" xmlns:wpg="http://schemas.microsoft.com/office/word/2010/wordprocessingGroup" xmlns:wpi="http://schemas.microsoft.com/office/word/2010/wordprocessingInk" xmlns:wne="http://schemas.microsoft.com/office/word/2006/wordml" xmlns:wps="http://schemas.microsoft.com/office/word/2010/wordprocessingShape" mc:Ignorable="w14 w15 w16se w16cid w16 w16cex w16sdtdh w16sdtfl w16du wp14">
   <w:abstractNum w:abstractNumId="0" w15:restartNumberingAfterBreak="0">
     <w:nsid w:val="0FC24627"/>
     <w:multiLevelType w:val="hybridMultilevel"/>
@@ -7817,43 +7903,43 @@
       </w:rPr>
     </w:lvl>
   </w:abstractNum>
-  <w:num w:numId="1">
+  <w:num w:numId="1" w16cid:durableId="149100901">
     <w:abstractNumId w:val="5"/>
   </w:num>
-  <w:num w:numId="2">
+  <w:num w:numId="2" w16cid:durableId="16010346">
     <w:abstractNumId w:val="10"/>
   </w:num>
-  <w:num w:numId="3">
+  <w:num w:numId="3" w16cid:durableId="522137260">
     <w:abstractNumId w:val="6"/>
   </w:num>
-  <w:num w:numId="4">
+  <w:num w:numId="4" w16cid:durableId="29963561">
     <w:abstractNumId w:val="8"/>
   </w:num>
-  <w:num w:numId="5">
+  <w:num w:numId="5" w16cid:durableId="1702434156">
     <w:abstractNumId w:val="4"/>
   </w:num>
-  <w:num w:numId="6">
+  <w:num w:numId="6" w16cid:durableId="1402555583">
     <w:abstractNumId w:val="2"/>
   </w:num>
-  <w:num w:numId="7">
+  <w:num w:numId="7" w16cid:durableId="698121377">
     <w:abstractNumId w:val="0"/>
   </w:num>
-  <w:num w:numId="8">
+  <w:num w:numId="8" w16cid:durableId="58947623">
     <w:abstractNumId w:val="1"/>
   </w:num>
-  <w:num w:numId="9">
+  <w:num w:numId="9" w16cid:durableId="1195924110">
     <w:abstractNumId w:val="9"/>
   </w:num>
-  <w:num w:numId="10">
+  <w:num w:numId="10" w16cid:durableId="95253938">
     <w:abstractNumId w:val="3"/>
   </w:num>
-  <w:num w:numId="11">
+  <w:num w:numId="11" w16cid:durableId="1162040292">
     <w:abstractNumId w:val="7"/>
   </w:num>
-  <w:num w:numId="12">
+  <w:num w:numId="12" w16cid:durableId="1003585059">
     <w:abstractNumId w:val="7"/>
     <w:lvlOverride w:ilvl="0">
-      <w:lvl w:ilvl="0" w:tplc="075E0BC4">
+      <w:lvl w:ilvl="0" w:tplc="C8D668C4">
         <w:start w:val="1"/>
         <w:numFmt w:val="decimal"/>
         <w:lvlText w:val="%1."/>
@@ -7885,7 +7971,7 @@
       </w:lvl>
     </w:lvlOverride>
     <w:lvlOverride w:ilvl="1">
-      <w:lvl w:ilvl="1" w:tplc="CE5EABA8">
+      <w:lvl w:ilvl="1" w:tplc="AF6EB322">
         <w:start w:val="1"/>
         <w:numFmt w:val="lowerLetter"/>
         <w:suff w:val="nothing"/>
@@ -7918,7 +8004,7 @@
       </w:lvl>
     </w:lvlOverride>
     <w:lvlOverride w:ilvl="2">
-      <w:lvl w:ilvl="2" w:tplc="B5E2234E">
+      <w:lvl w:ilvl="2" w:tplc="B358D2EA">
         <w:start w:val="1"/>
         <w:numFmt w:val="lowerRoman"/>
         <w:lvlText w:val="%3."/>
@@ -7951,7 +8037,7 @@
       </w:lvl>
     </w:lvlOverride>
     <w:lvlOverride w:ilvl="3">
-      <w:lvl w:ilvl="3" w:tplc="B9464F0E">
+      <w:lvl w:ilvl="3" w:tplc="1BF8588E">
         <w:start w:val="1"/>
         <w:numFmt w:val="decimal"/>
         <w:suff w:val="nothing"/>
@@ -7984,7 +8070,7 @@
       </w:lvl>
     </w:lvlOverride>
     <w:lvlOverride w:ilvl="4">
-      <w:lvl w:ilvl="4" w:tplc="42425238">
+      <w:lvl w:ilvl="4" w:tplc="C96E11F4">
         <w:start w:val="1"/>
         <w:numFmt w:val="lowerLetter"/>
         <w:suff w:val="nothing"/>
@@ -8017,7 +8103,7 @@
       </w:lvl>
     </w:lvlOverride>
     <w:lvlOverride w:ilvl="5">
-      <w:lvl w:ilvl="5" w:tplc="7D8E3B8C">
+      <w:lvl w:ilvl="5" w:tplc="23A4C814">
         <w:start w:val="1"/>
         <w:numFmt w:val="lowerRoman"/>
         <w:lvlText w:val="%6."/>
@@ -8050,7 +8136,7 @@
       </w:lvl>
     </w:lvlOverride>
     <w:lvlOverride w:ilvl="6">
-      <w:lvl w:ilvl="6" w:tplc="F4B8D234">
+      <w:lvl w:ilvl="6" w:tplc="5E3237C0">
         <w:start w:val="1"/>
         <w:numFmt w:val="decimal"/>
         <w:lvlText w:val="%7."/>
@@ -8083,7 +8169,7 @@
       </w:lvl>
     </w:lvlOverride>
     <w:lvlOverride w:ilvl="7">
-      <w:lvl w:ilvl="7" w:tplc="BEF68CDE">
+      <w:lvl w:ilvl="7" w:tplc="117AEED8">
         <w:start w:val="1"/>
         <w:numFmt w:val="lowerLetter"/>
         <w:lvlText w:val="%8."/>
@@ -8116,7 +8202,7 @@
       </w:lvl>
     </w:lvlOverride>
     <w:lvlOverride w:ilvl="8">
-      <w:lvl w:ilvl="8" w:tplc="BDBA1E24">
+      <w:lvl w:ilvl="8" w:tplc="631A6B48">
         <w:start w:val="1"/>
         <w:numFmt w:val="lowerRoman"/>
         <w:lvlText w:val="%9."/>
@@ -8149,10 +8235,10 @@
       </w:lvl>
     </w:lvlOverride>
   </w:num>
-  <w:num w:numId="13">
+  <w:num w:numId="13" w16cid:durableId="49814233">
     <w:abstractNumId w:val="7"/>
     <w:lvlOverride w:ilvl="0">
-      <w:lvl w:ilvl="0" w:tplc="075E0BC4">
+      <w:lvl w:ilvl="0" w:tplc="C8D668C4">
         <w:start w:val="1"/>
         <w:numFmt w:val="decimal"/>
         <w:suff w:val="nothing"/>
@@ -8182,7 +8268,7 @@
       </w:lvl>
     </w:lvlOverride>
     <w:lvlOverride w:ilvl="1">
-      <w:lvl w:ilvl="1" w:tplc="CE5EABA8">
+      <w:lvl w:ilvl="1" w:tplc="AF6EB322">
         <w:start w:val="1"/>
         <w:numFmt w:val="lowerLetter"/>
         <w:suff w:val="nothing"/>
@@ -8212,7 +8298,7 @@
       </w:lvl>
     </w:lvlOverride>
     <w:lvlOverride w:ilvl="2">
-      <w:lvl w:ilvl="2" w:tplc="B5E2234E">
+      <w:lvl w:ilvl="2" w:tplc="B358D2EA">
         <w:start w:val="1"/>
         <w:numFmt w:val="lowerRoman"/>
         <w:lvlText w:val="%3."/>
@@ -8244,7 +8330,7 @@
       </w:lvl>
     </w:lvlOverride>
     <w:lvlOverride w:ilvl="3">
-      <w:lvl w:ilvl="3" w:tplc="B9464F0E">
+      <w:lvl w:ilvl="3" w:tplc="1BF8588E">
         <w:start w:val="1"/>
         <w:numFmt w:val="decimal"/>
         <w:suff w:val="nothing"/>
@@ -8274,7 +8360,7 @@
       </w:lvl>
     </w:lvlOverride>
     <w:lvlOverride w:ilvl="4">
-      <w:lvl w:ilvl="4" w:tplc="42425238">
+      <w:lvl w:ilvl="4" w:tplc="C96E11F4">
         <w:start w:val="1"/>
         <w:numFmt w:val="lowerLetter"/>
         <w:suff w:val="nothing"/>
@@ -8304,7 +8390,7 @@
       </w:lvl>
     </w:lvlOverride>
     <w:lvlOverride w:ilvl="5">
-      <w:lvl w:ilvl="5" w:tplc="7D8E3B8C">
+      <w:lvl w:ilvl="5" w:tplc="23A4C814">
         <w:start w:val="1"/>
         <w:numFmt w:val="lowerRoman"/>
         <w:lvlText w:val="%6."/>
@@ -8336,7 +8422,7 @@
       </w:lvl>
     </w:lvlOverride>
     <w:lvlOverride w:ilvl="6">
-      <w:lvl w:ilvl="6" w:tplc="F4B8D234">
+      <w:lvl w:ilvl="6" w:tplc="5E3237C0">
         <w:start w:val="1"/>
         <w:numFmt w:val="decimal"/>
         <w:lvlText w:val="%7."/>
@@ -8368,7 +8454,7 @@
       </w:lvl>
     </w:lvlOverride>
     <w:lvlOverride w:ilvl="7">
-      <w:lvl w:ilvl="7" w:tplc="BEF68CDE">
+      <w:lvl w:ilvl="7" w:tplc="117AEED8">
         <w:start w:val="1"/>
         <w:numFmt w:val="lowerLetter"/>
         <w:lvlText w:val="%8."/>
@@ -8400,7 +8486,7 @@
       </w:lvl>
     </w:lvlOverride>
     <w:lvlOverride w:ilvl="8">
-      <w:lvl w:ilvl="8" w:tplc="BDBA1E24">
+      <w:lvl w:ilvl="8" w:tplc="631A6B48">
         <w:start w:val="1"/>
         <w:numFmt w:val="lowerRoman"/>
         <w:lvlText w:val="%9."/>
@@ -8436,7 +8522,7 @@
 </file>
 
 <file path=word/styles.xml><?xml version="1.0" encoding="utf-8"?>
-<w:styles xmlns:mc="http://schemas.openxmlformats.org/markup-compatibility/2006" xmlns:r="http://schemas.openxmlformats.org/officeDocument/2006/relationships" xmlns:w="http://schemas.openxmlformats.org/wordprocessingml/2006/main" xmlns:w14="http://schemas.microsoft.com/office/word/2010/wordml" xmlns:w15="http://schemas.microsoft.com/office/word/2012/wordml" mc:Ignorable="w14 w15">
+<w:styles xmlns:mc="http://schemas.openxmlformats.org/markup-compatibility/2006" xmlns:r="http://schemas.openxmlformats.org/officeDocument/2006/relationships" xmlns:w="http://schemas.openxmlformats.org/wordprocessingml/2006/main" xmlns:w14="http://schemas.microsoft.com/office/word/2010/wordml" xmlns:w15="http://schemas.microsoft.com/office/word/2012/wordml" xmlns:w16cex="http://schemas.microsoft.com/office/word/2018/wordml/cex" xmlns:w16cid="http://schemas.microsoft.com/office/word/2016/wordml/cid" xmlns:w16="http://schemas.microsoft.com/office/word/2018/wordml" xmlns:w16du="http://schemas.microsoft.com/office/word/2023/wordml/word16du" xmlns:w16sdtdh="http://schemas.microsoft.com/office/word/2020/wordml/sdtdatahash" xmlns:w16sdtfl="http://schemas.microsoft.com/office/word/2024/wordml/sdtformatlock" xmlns:w16se="http://schemas.microsoft.com/office/word/2015/wordml/symex" mc:Ignorable="w14 w15 w16se w16cid w16 w16cex w16sdtdh w16sdtfl w16du">
   <w:docDefaults>
     <w:rPrDefault>
       <w:rPr>
@@ -8452,7 +8538,7 @@
       </w:pPr>
     </w:pPrDefault>
   </w:docDefaults>
-  <w:latentStyles w:defLockedState="0" w:defUIPriority="99" w:defSemiHidden="0" w:defUnhideWhenUsed="0" w:defQFormat="0" w:count="371">
+  <w:latentStyles w:defLockedState="0" w:defUIPriority="99" w:defSemiHidden="0" w:defUnhideWhenUsed="0" w:defQFormat="0" w:count="376">
     <w:lsdException w:name="Normal" w:uiPriority="0" w:qFormat="1"/>
     <w:lsdException w:name="heading 1" w:uiPriority="9" w:qFormat="1"/>
     <w:lsdException w:name="heading 2" w:semiHidden="1" w:uiPriority="9" w:unhideWhenUsed="1" w:qFormat="1"/>
@@ -8824,6 +8910,11 @@
     <w:lsdException w:name="List Table 5 Dark Accent 6" w:uiPriority="50"/>
     <w:lsdException w:name="List Table 6 Colorful Accent 6" w:uiPriority="51"/>
     <w:lsdException w:name="List Table 7 Colorful Accent 6" w:uiPriority="52"/>
+    <w:lsdException w:name="Mention" w:semiHidden="1" w:unhideWhenUsed="1"/>
+    <w:lsdException w:name="Smart Hyperlink" w:semiHidden="1" w:unhideWhenUsed="1"/>
+    <w:lsdException w:name="Hashtag" w:semiHidden="1" w:unhideWhenUsed="1"/>
+    <w:lsdException w:name="Unresolved Mention" w:semiHidden="1" w:unhideWhenUsed="1"/>
+    <w:lsdException w:name="Smart Link" w:semiHidden="1" w:unhideWhenUsed="1"/>
   </w:latentStyles>
   <w:style w:type="paragraph" w:default="1" w:styleId="a">
     <w:name w:val="Normal"/>
